--- a/samples/data_scientist_review_guide.docx
+++ b/samples/data_scientist_review_guide.docx
@@ -2,7 +2,7 @@
 <file path=word/document.xml><?xml version="1.0" encoding="utf-8"?>
 <w:document xmlns:w="http://schemas.openxmlformats.org/wordprocessingml/2006/main" xmlns:m="http://schemas.openxmlformats.org/officeDocument/2006/math" xmlns:r="http://schemas.openxmlformats.org/officeDocument/2006/relationships" xmlns:o="urn:schemas-microsoft-com:office:office" xmlns:v="urn:schemas-microsoft-com:vml" xmlns:w10="urn:schemas-microsoft-com:office:word" xmlns:a="http://schemas.openxmlformats.org/drawingml/2006/main" xmlns:pic="http://schemas.openxmlformats.org/drawingml/2006/picture" xmlns:wp="http://schemas.openxmlformats.org/drawingml/2006/wordprocessingDrawing">
   <w:body>
-    <w:bookmarkStart w:id="37" w:name="data-scientist-review-guide"/>
+    <w:bookmarkStart w:id="48" w:name="data-scientist-review-guide"/>
     <w:p>
       <w:pPr>
         <w:pStyle w:val="Heading1"/>
@@ -33,7 +33,7 @@
         <w:t xml:space="preserve">Lyric and Audio Emotional Alignment as a Predictor of Spotify Track Popularity: A Feature Engineering Approach</w:t>
       </w:r>
       <w:r>
-        <w:t xml:space="preserve"> </w:t>
+        <w:br/>
       </w:r>
       <w:r>
         <w:rPr>
@@ -49,7 +49,7 @@
         <w:t xml:space="preserve">Joenell Conrad C. de Pedro and Ivan Paul V. Ruelan, BS Computer Science, University of San Carlos</w:t>
       </w:r>
       <w:r>
-        <w:t xml:space="preserve"> </w:t>
+        <w:br/>
       </w:r>
       <w:r>
         <w:rPr>
@@ -65,7 +65,7 @@
         <w:t xml:space="preserve">Christian V. Maderazo, M.Eng</w:t>
       </w:r>
       <w:r>
-        <w:t xml:space="preserve"> </w:t>
+        <w:br/>
       </w:r>
       <w:r>
         <w:rPr>
@@ -81,7 +81,7 @@
         <w:t xml:space="preserve">Neriah "BJ" Ato, Data Scientist</w:t>
       </w:r>
       <w:r>
-        <w:t xml:space="preserve"> </w:t>
+        <w:br/>
       </w:r>
       <w:r>
         <w:rPr>
@@ -134,7 +134,7 @@
         </w:numPr>
       </w:pPr>
       <w:r>
-        <w:t xml:space="preserve">Look over the modeling code and results in the repository (about 1 hour).</w:t>
+        <w:t xml:space="preserve">Read Section 4 of this guide, which explains step by step how the model was built and trained.</w:t>
       </w:r>
     </w:p>
     <w:p>
@@ -146,7 +146,7 @@
         </w:numPr>
       </w:pPr>
       <w:r>
-        <w:t xml:space="preserve">Optional: run the 2-minute reproduction check, or re-run the full pipeline (about 40 minutes of unattended compute).</w:t>
+        <w:t xml:space="preserve">Look over the modeling code and results in the repository (about 1 hour).</w:t>
       </w:r>
     </w:p>
     <w:p>
@@ -158,7 +158,19 @@
         </w:numPr>
       </w:pPr>
       <w:r>
-        <w:t xml:space="preserve">Fill in the review form in Section 9.</w:t>
+        <w:t xml:space="preserve">Optional: run the 2-minute reproduction check, or re-run the full pipeline (about 40 minutes of unattended compute).</w:t>
+      </w:r>
+    </w:p>
+    <w:p>
+      <w:pPr>
+        <w:pStyle w:val="Compact"/>
+        <w:numPr>
+          <w:ilvl w:val="0"/>
+          <w:numId w:val="1001"/>
+        </w:numPr>
+      </w:pPr>
+      <w:r>
+        <w:t xml:space="preserve">Fill in the review form in Section 10.</w:t>
       </w:r>
     </w:p>
     <w:p>
@@ -1297,7 +1309,7 @@
         <w:rPr>
           <w:rStyle w:val="VerbatimChar"/>
         </w:rPr>
-        <w:t xml:space="preserve"> Kaggle dataset (491,632 tracks)</w:t>
+        <w:t xml:space="preserve">Kaggle dataset (491,632 tracks)</w:t>
       </w:r>
       <w:r>
         <w:br/>
@@ -1306,7 +1318,7 @@
         <w:rPr>
           <w:rStyle w:val="VerbatimChar"/>
         </w:rPr>
-        <w:t xml:space="preserve">        │  notebooks 1 to 2: filtering</w:t>
+        <w:t xml:space="preserve">   |   notebooks 1 to 2: filtering</w:t>
       </w:r>
       <w:r>
         <w:br/>
@@ -1315,7 +1327,7 @@
         <w:rPr>
           <w:rStyle w:val="VerbatimChar"/>
         </w:rPr>
-        <w:t xml:space="preserve">        ▼</w:t>
+        <w:t xml:space="preserve">   v</w:t>
       </w:r>
       <w:r>
         <w:br/>
@@ -1324,7 +1336,7 @@
         <w:rPr>
           <w:rStyle w:val="VerbatimChar"/>
         </w:rPr>
-        <w:t xml:space="preserve"> 259,458 tracks  (notebooks/data_filtered/songs_2000.csv to songs_2023.csv)</w:t>
+        <w:t xml:space="preserve">259,458 tracks  (notebooks/data_filtered/songs_2000.csv to songs_2023.csv)</w:t>
       </w:r>
       <w:r>
         <w:br/>
@@ -1333,7 +1345,7 @@
         <w:rPr>
           <w:rStyle w:val="VerbatimChar"/>
         </w:rPr>
-        <w:t xml:space="preserve">        │  notebook 3: lyric_sentiment, alignment_gap</w:t>
+        <w:t xml:space="preserve">   |   notebook 3: lyric_sentiment, alignment_gap</w:t>
       </w:r>
       <w:r>
         <w:br/>
@@ -1342,7 +1354,7 @@
         <w:rPr>
           <w:rStyle w:val="VerbatimChar"/>
         </w:rPr>
-        <w:t xml:space="preserve">        │  notebook 4: formula and behavioral checks</w:t>
+        <w:t xml:space="preserve">   |   notebook 4: formula and behavioral checks</w:t>
       </w:r>
       <w:r>
         <w:br/>
@@ -1351,7 +1363,7 @@
         <w:rPr>
           <w:rStyle w:val="VerbatimChar"/>
         </w:rPr>
-        <w:t xml:space="preserve">        ▼</w:t>
+        <w:t xml:space="preserve">   v</w:t>
       </w:r>
       <w:r>
         <w:br/>
@@ -1360,7 +1372,7 @@
         <w:rPr>
           <w:rStyle w:val="VerbatimChar"/>
         </w:rPr>
-        <w:t xml:space="preserve"> ┌─────────────────── YOUR REVIEW ───────────────────┐</w:t>
+        <w:t xml:space="preserve">+---------------------- YOUR REVIEW -----------------------+</w:t>
       </w:r>
       <w:r>
         <w:br/>
@@ -1369,7 +1381,7 @@
         <w:rPr>
           <w:rStyle w:val="VerbatimChar"/>
         </w:rPr>
-        <w:t xml:space="preserve"> │  notebook 5   artist-disjoint 70/15/15 split       │</w:t>
+        <w:t xml:space="preserve">|  notebook 5   artist-disjoint 70/15/15 split             |</w:t>
       </w:r>
       <w:r>
         <w:br/>
@@ -1378,7 +1390,7 @@
         <w:rPr>
           <w:rStyle w:val="VerbatimChar"/>
         </w:rPr>
-        <w:t xml:space="preserve"> │  notebook 6   grid searches                        │</w:t>
+        <w:t xml:space="preserve">|  notebook 6   grid searches                              |</w:t>
       </w:r>
       <w:r>
         <w:br/>
@@ -1387,7 +1399,7 @@
         <w:rPr>
           <w:rStyle w:val="VerbatimChar"/>
         </w:rPr>
-        <w:t xml:space="preserve"> │  notebook 7   nine models, bootstrap ΔR²           │</w:t>
+        <w:t xml:space="preserve">|  notebook 7   nine models, bootstrap on delta R2         |</w:t>
       </w:r>
       <w:r>
         <w:br/>
@@ -1396,7 +1408,7 @@
         <w:rPr>
           <w:rStyle w:val="VerbatimChar"/>
         </w:rPr>
-        <w:t xml:space="preserve"> │  notebook 9   robustness checks                    │</w:t>
+        <w:t xml:space="preserve">|  notebook 9   robustness checks                          |</w:t>
       </w:r>
       <w:r>
         <w:br/>
@@ -1405,7 +1417,7 @@
         <w:rPr>
           <w:rStyle w:val="VerbatimChar"/>
         </w:rPr>
-        <w:t xml:space="preserve"> └───────────────────────┬───────────────────────────┘</w:t>
+        <w:t xml:space="preserve">+----------------------------------------------------------+</w:t>
       </w:r>
       <w:r>
         <w:br/>
@@ -1414,7 +1426,7 @@
         <w:rPr>
           <w:rStyle w:val="VerbatimChar"/>
         </w:rPr>
-        <w:t xml:space="preserve">        │  notebook 8: SHAP</w:t>
+        <w:t xml:space="preserve">   |   notebook 8: SHAP</w:t>
       </w:r>
       <w:r>
         <w:br/>
@@ -1423,7 +1435,7 @@
         <w:rPr>
           <w:rStyle w:val="VerbatimChar"/>
         </w:rPr>
-        <w:t xml:space="preserve">        │  scripts/export_popularity_model.py</w:t>
+        <w:t xml:space="preserve">   |   scripts/export_popularity_model.py</w:t>
       </w:r>
       <w:r>
         <w:br/>
@@ -1432,7 +1444,7 @@
         <w:rPr>
           <w:rStyle w:val="VerbatimChar"/>
         </w:rPr>
-        <w:t xml:space="preserve">        ▼</w:t>
+        <w:t xml:space="preserve">   v</w:t>
       </w:r>
       <w:r>
         <w:br/>
@@ -1441,7 +1453,7 @@
         <w:rPr>
           <w:rStyle w:val="VerbatimChar"/>
         </w:rPr>
-        <w:t xml:space="preserve"> Demo app: POST /predict serves this same XGBoost model</w:t>
+        <w:t xml:space="preserve">Demo app: POST /predict serves this same XGBoost model</w:t>
       </w:r>
     </w:p>
     <w:p>
@@ -1744,7 +1756,7 @@
         <w:pStyle w:val="BodyText"/>
       </w:pPr>
       <w:r>
-        <w:t xml:space="preserve">The gap is mostly a rescaled sentiment score, and it is an exact combination of two columns Control already has. Section 7, item 10 asks for your view on what that means for the test.</w:t>
+        <w:t xml:space="preserve">The gap is mostly a rescaled sentiment score, and it is an exact combination of two columns Control already has. Section 8, item 10 asks for your view on what that means for the test.</w:t>
       </w:r>
     </w:p>
     <w:p>
@@ -1756,13 +1768,13 @@
     </w:p>
     <w:bookmarkEnd w:id="11"/>
     <w:bookmarkEnd w:id="12"/>
-    <w:bookmarkStart w:id="14" w:name="X5d2b5b7d58f9e25d8a94912282e96f3ded1e149"/>
+    <w:bookmarkStart w:id="23" w:name="Xd1343bc2f4ab4eda09b0c28431166545c32f1a6"/>
     <w:p>
       <w:pPr>
         <w:pStyle w:val="Heading2"/>
       </w:pPr>
       <w:r>
-        <w:t xml:space="preserve">4. Setup</w:t>
+        <w:t xml:space="preserve">4. How the model was built and trained</w:t>
       </w:r>
     </w:p>
     <w:p>
@@ -1770,123 +1782,34 @@
         <w:pStyle w:val="FirstParagraph"/>
       </w:pPr>
       <w:r>
-        <w:t xml:space="preserve">You need Git, Python 3.13,</w:t>
-      </w:r>
-      <w:r>
-        <w:t xml:space="preserve"> </w:t>
-      </w:r>
-      <w:hyperlink r:id="rId13">
-        <w:r>
-          <w:rPr>
-            <w:rStyle w:val="VerbatimChar"/>
-          </w:rPr>
-          <w:t xml:space="preserve">uv</w:t>
-        </w:r>
-      </w:hyperlink>
-      <w:r>
-        <w:t xml:space="preserve">, 16 GB RAM and about 15 GB of free disk. Any OS works.</w:t>
-      </w:r>
-    </w:p>
-    <w:p>
-      <w:pPr>
-        <w:pStyle w:val="SourceCode"/>
-      </w:pPr>
-      <w:r>
-        <w:rPr>
-          <w:rStyle w:val="FunctionTok"/>
-        </w:rPr>
-        <w:t xml:space="preserve">git</w:t>
-      </w:r>
-      <w:r>
-        <w:rPr>
-          <w:rStyle w:val="NormalTok"/>
-        </w:rPr>
-        <w:t xml:space="preserve"> clone https://github.com/grenappl/thesis-project.git</w:t>
-      </w:r>
-      <w:r>
-        <w:br/>
-      </w:r>
-      <w:r>
-        <w:rPr>
-          <w:rStyle w:val="BuiltInTok"/>
-        </w:rPr>
-        <w:t xml:space="preserve">cd</w:t>
-      </w:r>
-      <w:r>
-        <w:rPr>
-          <w:rStyle w:val="NormalTok"/>
-        </w:rPr>
-        <w:t xml:space="preserve"> thesis-project</w:t>
-      </w:r>
-      <w:r>
-        <w:br/>
-      </w:r>
-      <w:r>
-        <w:rPr>
-          <w:rStyle w:val="ExtensionTok"/>
-        </w:rPr>
-        <w:t xml:space="preserve">uv</w:t>
-      </w:r>
-      <w:r>
-        <w:rPr>
-          <w:rStyle w:val="NormalTok"/>
-        </w:rPr>
-        <w:t xml:space="preserve"> sync</w:t>
-      </w:r>
-    </w:p>
-    <w:p>
-      <w:pPr>
-        <w:pStyle w:val="FirstParagraph"/>
-      </w:pPr>
-      <w:r>
-        <w:t xml:space="preserve">The repository is public. The dataset (about 400 MB) is included.</w:t>
-      </w:r>
-    </w:p>
-    <w:p>
-      <w:pPr>
-        <w:pStyle w:val="BodyText"/>
-      </w:pPr>
-      <w:r>
-        <w:rPr>
-          <w:rStyle w:val="VerbatimChar"/>
-        </w:rPr>
-        <w:t xml:space="preserve">uv sync</w:t>
-      </w:r>
-      <w:r>
-        <w:t xml:space="preserve"> </w:t>
-      </w:r>
-      <w:r>
-        <w:t xml:space="preserve">takes 15 to 20 minutes because the environment includes PyTorch and Transformers for the demo app. Use it anyway:</w:t>
-      </w:r>
-      <w:r>
-        <w:t xml:space="preserve"> </w:t>
-      </w:r>
-      <w:r>
-        <w:rPr>
-          <w:rStyle w:val="VerbatimChar"/>
-        </w:rPr>
-        <w:t xml:space="preserve">uv.lock</w:t>
-      </w:r>
-      <w:r>
-        <w:t xml:space="preserve"> </w:t>
-      </w:r>
-      <w:r>
-        <w:t xml:space="preserve">pins every version, and the artist split depends on the exact</w:t>
-      </w:r>
-      <w:r>
-        <w:t xml:space="preserve"> </w:t>
-      </w:r>
-      <w:r>
-        <w:rPr>
-          <w:rStyle w:val="VerbatimChar"/>
-        </w:rPr>
-        <w:t xml:space="preserve">networkx</w:t>
-      </w:r>
-      <w:r>
-        <w:t xml:space="preserve"> </w:t>
-      </w:r>
-      <w:r>
-        <w:t xml:space="preserve">version.</w:t>
+        <w:t xml:space="preserve">This is the full procedure, in the order it runs. Every step is code in</w:t>
+      </w:r>
+      <w:r>
+        <w:t xml:space="preserve"> </w:t>
+      </w:r>
+      <w:r>
+        <w:rPr>
+          <w:rStyle w:val="VerbatimChar"/>
+        </w:rPr>
+        <w:t xml:space="preserve">notebooks/</w:t>
+      </w:r>
+      <w:r>
+        <w:t xml:space="preserve"> </w:t>
+      </w:r>
+      <w:r>
+        <w:t xml:space="preserve">and uses the shared definitions in</w:t>
+      </w:r>
+      <w:r>
+        <w:t xml:space="preserve"> </w:t>
+      </w:r>
+      <w:r>
+        <w:rPr>
+          <w:rStyle w:val="VerbatimChar"/>
+        </w:rPr>
+        <w:t xml:space="preserve">modeling_config.py</w:t>
+      </w:r>
+      <w:r>
+        <w:t xml:space="preserve">. The random seed is 42 throughout.</w:t>
       </w:r>
     </w:p>
     <w:p>
@@ -1898,1354 +1821,7 @@
           <w:b/>
           <w:bCs/>
         </w:rPr>
-        <w:t xml:space="preserve">Ignore Section 4 of</w:t>
-      </w:r>
-      <w:r>
-        <w:rPr>
-          <w:b/>
-          <w:bCs/>
-        </w:rPr>
-        <w:t xml:space="preserve"> </w:t>
-      </w:r>
-      <w:r>
-        <w:rPr>
-          <w:rStyle w:val="VerbatimChar"/>
-          <w:b/>
-          <w:bCs/>
-        </w:rPr>
-        <w:t xml:space="preserve">MODELING_REPORT.md</w:t>
-      </w:r>
-      <w:r>
-        <w:rPr>
-          <w:b/>
-          <w:bCs/>
-        </w:rPr>
-        <w:t xml:space="preserve">.</w:t>
-      </w:r>
-      <w:r>
-        <w:t xml:space="preserve"> </w:t>
-      </w:r>
-      <w:r>
-        <w:t xml:space="preserve">It is a pre-run planning note describing an older split design. The current split is the one in notebook 5 and this guide.</w:t>
-      </w:r>
-    </w:p>
-    <w:p>
-      <w:r>
-        <w:pict>
-          <v:rect style="width:0;height:1.5pt" o:hralign="center" o:hrstd="t" o:hr="t"/>
-        </w:pict>
-      </w:r>
-    </w:p>
-    <w:bookmarkEnd w:id="14"/>
-    <w:bookmarkStart w:id="21" w:name="X7fda8153627457658bb75e84f182c873a0b79d8"/>
-    <w:p>
-      <w:pPr>
-        <w:pStyle w:val="Heading2"/>
-      </w:pPr>
-      <w:r>
-        <w:t xml:space="preserve">5. Review steps</w:t>
-      </w:r>
-    </w:p>
-    <w:bookmarkStart w:id="15" w:name="step-1-read-the-proposal-30-minutes"/>
-    <w:p>
-      <w:pPr>
-        <w:pStyle w:val="Heading3"/>
-      </w:pPr>
-      <w:r>
-        <w:t xml:space="preserve">Step 1. Read the proposal (30 minutes)</w:t>
-      </w:r>
-    </w:p>
-    <w:tbl>
-      <w:tblPr>
-        <w:tblStyle w:val="Table"/>
-        <w:tblW w:type="auto" w:w="0"/>
-        <w:tblLook w:firstRow="1" w:lastRow="0" w:firstColumn="0" w:lastColumn="0" w:noHBand="0" w:noVBand="0" w:val="0020"/>
-        <w:tblBorders>
-          <w:top w:val="single" w:sz="4" w:space="0" w:color="999999"/>
-          <w:left w:val="single" w:sz="4" w:space="0" w:color="999999"/>
-          <w:bottom w:val="single" w:sz="4" w:space="0" w:color="999999"/>
-          <w:right w:val="single" w:sz="4" w:space="0" w:color="999999"/>
-          <w:insideH w:val="single" w:sz="4" w:space="0" w:color="999999"/>
-          <w:insideV w:val="single" w:sz="4" w:space="0" w:color="999999"/>
-        </w:tblBorders>
-      </w:tblPr>
-      <w:tblGrid>
-        <w:gridCol w:w="2640"/>
-        <w:gridCol w:w="2640"/>
-        <w:gridCol w:w="2640"/>
-      </w:tblGrid>
-      <w:tr>
-        <w:trPr>
-          <w:tblHeader w:val="on"/>
-        </w:trPr>
-        <w:tc>
-          <w:tcPr/>
-          <w:p>
-            <w:pPr>
-              <w:pStyle w:val="Compact"/>
-            </w:pPr>
-            <w:r>
-              <w:rPr>
-                <w:b/>
-              </w:rPr>
-              <w:t xml:space="preserve">Section</w:t>
-            </w:r>
-          </w:p>
-        </w:tc>
-        <w:tc>
-          <w:tcPr/>
-          <w:p>
-            <w:pPr>
-              <w:pStyle w:val="Compact"/>
-            </w:pPr>
-            <w:r>
-              <w:rPr>
-                <w:b/>
-              </w:rPr>
-              <w:t xml:space="preserve">Pages</w:t>
-            </w:r>
-          </w:p>
-        </w:tc>
-        <w:tc>
-          <w:tcPr/>
-          <w:p>
-            <w:pPr>
-              <w:pStyle w:val="Compact"/>
-            </w:pPr>
-            <w:r>
-              <w:rPr>
-                <w:b/>
-              </w:rPr>
-              <w:t xml:space="preserve">Content</w:t>
-            </w:r>
-          </w:p>
-        </w:tc>
-      </w:tr>
-      <w:tr>
-        <w:tc>
-          <w:tcPr/>
-          <w:p>
-            <w:pPr>
-              <w:pStyle w:val="Compact"/>
-            </w:pPr>
-            <w:r>
-              <w:t xml:space="preserve">4.2.1 (end)</w:t>
-            </w:r>
-          </w:p>
-        </w:tc>
-        <w:tc>
-          <w:tcPr/>
-          <w:p>
-            <w:pPr>
-              <w:pStyle w:val="Compact"/>
-            </w:pPr>
-            <w:r>
-              <w:t xml:space="preserve">59 to 61</w:t>
-            </w:r>
-          </w:p>
-        </w:tc>
-        <w:tc>
-          <w:tcPr/>
-          <w:p>
-            <w:pPr>
-              <w:pStyle w:val="Compact"/>
-            </w:pPr>
-            <w:r>
-              <w:t xml:space="preserve">Alignment formula, artist-aware split</w:t>
-            </w:r>
-          </w:p>
-        </w:tc>
-      </w:tr>
-      <w:tr>
-        <w:tc>
-          <w:tcPr/>
-          <w:p>
-            <w:pPr>
-              <w:pStyle w:val="Compact"/>
-            </w:pPr>
-            <w:r>
-              <w:t xml:space="preserve">4.2.2</w:t>
-            </w:r>
-          </w:p>
-        </w:tc>
-        <w:tc>
-          <w:tcPr/>
-          <w:p>
-            <w:pPr>
-              <w:pStyle w:val="Compact"/>
-            </w:pPr>
-            <w:r>
-              <w:t xml:space="preserve">61 to 66</w:t>
-            </w:r>
-          </w:p>
-        </w:tc>
-        <w:tc>
-          <w:tcPr/>
-          <w:p>
-            <w:pPr>
-              <w:pStyle w:val="Compact"/>
-            </w:pPr>
-            <w:r>
-              <w:t xml:space="preserve">Algorithms, hyperparameter grids (p. 63), model ladder (Table 5), metrics</w:t>
-            </w:r>
-          </w:p>
-        </w:tc>
-      </w:tr>
-      <w:tr>
-        <w:tc>
-          <w:tcPr/>
-          <w:p>
-            <w:pPr>
-              <w:pStyle w:val="Compact"/>
-            </w:pPr>
-            <w:r>
-              <w:t xml:space="preserve">4.9.1 to 4.9.2</w:t>
-            </w:r>
-          </w:p>
-        </w:tc>
-        <w:tc>
-          <w:tcPr/>
-          <w:p>
-            <w:pPr>
-              <w:pStyle w:val="Compact"/>
-            </w:pPr>
-            <w:r>
-              <w:t xml:space="preserve">79 to 81</w:t>
-            </w:r>
-          </w:p>
-        </w:tc>
-        <w:tc>
-          <w:tcPr/>
-          <w:p>
-            <w:pPr>
-              <w:pStyle w:val="Compact"/>
-            </w:pPr>
-            <w:r>
-              <w:t xml:space="preserve">Verification and robustness testing</w:t>
-            </w:r>
-          </w:p>
-        </w:tc>
-      </w:tr>
-      <w:tr>
-        <w:tc>
-          <w:tcPr/>
-          <w:p>
-            <w:pPr>
-              <w:pStyle w:val="Compact"/>
-            </w:pPr>
-            <w:r>
-              <w:t xml:space="preserve">4.9.3(A)</w:t>
-            </w:r>
-          </w:p>
-        </w:tc>
-        <w:tc>
-          <w:tcPr/>
-          <w:p>
-            <w:pPr>
-              <w:pStyle w:val="Compact"/>
-            </w:pPr>
-            <w:r>
-              <w:t xml:space="preserve">82 to 84</w:t>
-            </w:r>
-          </w:p>
-        </w:tc>
-        <w:tc>
-          <w:tcPr/>
-          <w:p>
-            <w:pPr>
-              <w:pStyle w:val="Compact"/>
-            </w:pPr>
-            <w:r>
-              <w:t xml:space="preserve">Bootstrap decision rule;</w:t>
-            </w:r>
-            <w:r>
-              <w:t xml:space="preserve"> </w:t>
-            </w:r>
-            <w:r>
-              <w:rPr>
-                <w:b/>
-                <w:bCs/>
-              </w:rPr>
-              <w:t xml:space="preserve">Table 11</w:t>
-            </w:r>
-            <w:r>
-              <w:t xml:space="preserve"> </w:t>
-            </w:r>
-            <w:r>
-              <w:t xml:space="preserve">(p. 83), the expected ranges set before training</w:t>
-            </w:r>
-          </w:p>
-        </w:tc>
-      </w:tr>
-      <w:tr>
-        <w:tc>
-          <w:tcPr/>
-          <w:p>
-            <w:pPr>
-              <w:pStyle w:val="Compact"/>
-            </w:pPr>
-            <w:r>
-              <w:t xml:space="preserve">4.9.3(C)</w:t>
-            </w:r>
-          </w:p>
-        </w:tc>
-        <w:tc>
-          <w:tcPr/>
-          <w:p>
-            <w:pPr>
-              <w:pStyle w:val="Compact"/>
-            </w:pPr>
-            <w:r>
-              <w:t xml:space="preserve">84 to 86</w:t>
-            </w:r>
-          </w:p>
-        </w:tc>
-        <w:tc>
-          <w:tcPr/>
-          <w:p>
-            <w:pPr>
-              <w:pStyle w:val="Compact"/>
-            </w:pPr>
-            <w:r>
-              <w:t xml:space="preserve">Your role</w:t>
-            </w:r>
-          </w:p>
-        </w:tc>
-      </w:tr>
-    </w:tbl>
-    <w:p>
-      <w:pPr>
-        <w:pStyle w:val="BodyText"/>
-      </w:pPr>
-      <w:r>
-        <w:rPr>
-          <w:b/>
-          <w:bCs/>
-        </w:rPr>
-        <w:t xml:space="preserve">Correction:</w:t>
-      </w:r>
-      <w:r>
-        <w:t xml:space="preserve"> </w:t>
-      </w:r>
-      <w:r>
-        <w:t xml:space="preserve">p. 61 calls the audio descriptors "self-computed". They are not. The models use the descriptors Spotify supplies in the dataset (see Section 4.3, p. 66).</w:t>
-      </w:r>
-    </w:p>
-    <w:bookmarkEnd w:id="15"/>
-    <w:bookmarkStart w:id="16" w:name="step-2-read-the-code-20-minutes"/>
-    <w:p>
-      <w:pPr>
-        <w:pStyle w:val="Heading3"/>
-      </w:pPr>
-      <w:r>
-        <w:t xml:space="preserve">Step 2. Read the code (20 minutes)</w:t>
-      </w:r>
-    </w:p>
-    <w:p>
-      <w:pPr>
-        <w:pStyle w:val="FirstParagraph"/>
-      </w:pPr>
-      <w:r>
-        <w:t xml:space="preserve">All in</w:t>
-      </w:r>
-      <w:r>
-        <w:t xml:space="preserve"> </w:t>
-      </w:r>
-      <w:r>
-        <w:rPr>
-          <w:rStyle w:val="VerbatimChar"/>
-        </w:rPr>
-        <w:t xml:space="preserve">notebooks/</w:t>
-      </w:r>
-      <w:r>
-        <w:t xml:space="preserve">. Each notebook reads what the previous one wrote to</w:t>
-      </w:r>
-      <w:r>
-        <w:t xml:space="preserve"> </w:t>
-      </w:r>
-      <w:r>
-        <w:rPr>
-          <w:rStyle w:val="VerbatimChar"/>
-        </w:rPr>
-        <w:t xml:space="preserve">notebooks/artifacts/</w:t>
-      </w:r>
-      <w:r>
-        <w:t xml:space="preserve">.</w:t>
-      </w:r>
-    </w:p>
-    <w:tbl>
-      <w:tblPr>
-        <w:tblStyle w:val="Table"/>
-        <w:tblW w:type="auto" w:w="0"/>
-        <w:tblLook w:firstRow="1" w:lastRow="0" w:firstColumn="0" w:lastColumn="0" w:noHBand="0" w:noVBand="0" w:val="0020"/>
-        <w:tblBorders>
-          <w:top w:val="single" w:sz="4" w:space="0" w:color="999999"/>
-          <w:left w:val="single" w:sz="4" w:space="0" w:color="999999"/>
-          <w:bottom w:val="single" w:sz="4" w:space="0" w:color="999999"/>
-          <w:right w:val="single" w:sz="4" w:space="0" w:color="999999"/>
-          <w:insideH w:val="single" w:sz="4" w:space="0" w:color="999999"/>
-          <w:insideV w:val="single" w:sz="4" w:space="0" w:color="999999"/>
-        </w:tblBorders>
-      </w:tblPr>
-      <w:tblGrid>
-        <w:gridCol w:w="3960"/>
-        <w:gridCol w:w="3960"/>
-      </w:tblGrid>
-      <w:tr>
-        <w:trPr>
-          <w:tblHeader w:val="on"/>
-        </w:trPr>
-        <w:tc>
-          <w:tcPr/>
-          <w:p>
-            <w:pPr>
-              <w:pStyle w:val="Compact"/>
-            </w:pPr>
-            <w:r>
-              <w:rPr>
-                <w:b/>
-              </w:rPr>
-              <w:t xml:space="preserve">File</w:t>
-            </w:r>
-          </w:p>
-        </w:tc>
-        <w:tc>
-          <w:tcPr/>
-          <w:p>
-            <w:pPr>
-              <w:pStyle w:val="Compact"/>
-            </w:pPr>
-            <w:r>
-              <w:rPr>
-                <w:b/>
-              </w:rPr>
-              <w:t xml:space="preserve">Content</w:t>
-            </w:r>
-          </w:p>
-        </w:tc>
-      </w:tr>
-      <w:tr>
-        <w:tc>
-          <w:tcPr/>
-          <w:p>
-            <w:pPr>
-              <w:pStyle w:val="Compact"/>
-            </w:pPr>
-            <w:r>
-              <w:rPr>
-                <w:rStyle w:val="VerbatimChar"/>
-              </w:rPr>
-              <w:t xml:space="preserve">modeling_config.py</w:t>
-            </w:r>
-          </w:p>
-        </w:tc>
-        <w:tc>
-          <w:tcPr/>
-          <w:p>
-            <w:pPr>
-              <w:pStyle w:val="Compact"/>
-            </w:pPr>
-            <w:r>
-              <w:t xml:space="preserve">Start here. Feature lists, the model ladder, forbidden columns, metric functions, the split function</w:t>
-            </w:r>
-          </w:p>
-        </w:tc>
-      </w:tr>
-      <w:tr>
-        <w:tc>
-          <w:tcPr/>
-          <w:p>
-            <w:pPr>
-              <w:pStyle w:val="Compact"/>
-            </w:pPr>
-            <w:r>
-              <w:rPr>
-                <w:rStyle w:val="VerbatimChar"/>
-              </w:rPr>
-              <w:t xml:space="preserve">5_splits.ipynb</w:t>
-            </w:r>
-          </w:p>
-        </w:tc>
-        <w:tc>
-          <w:tcPr/>
-          <w:p>
-            <w:pPr>
-              <w:pStyle w:val="Compact"/>
-            </w:pPr>
-            <w:r>
-              <w:t xml:space="preserve">Artist-disjoint 70/15/15 split, with assertions</w:t>
-            </w:r>
-          </w:p>
-        </w:tc>
-      </w:tr>
-      <w:tr>
-        <w:tc>
-          <w:tcPr/>
-          <w:p>
-            <w:pPr>
-              <w:pStyle w:val="Compact"/>
-            </w:pPr>
-            <w:r>
-              <w:rPr>
-                <w:rStyle w:val="VerbatimChar"/>
-              </w:rPr>
-              <w:t xml:space="preserve">6_tuning.ipynb</w:t>
-            </w:r>
-          </w:p>
-        </w:tc>
-        <w:tc>
-          <w:tcPr/>
-          <w:p>
-            <w:pPr>
-              <w:pStyle w:val="Compact"/>
-            </w:pPr>
-            <w:r>
-              <w:t xml:space="preserve">Both grid searches</w:t>
-            </w:r>
-          </w:p>
-        </w:tc>
-      </w:tr>
-      <w:tr>
-        <w:tc>
-          <w:tcPr/>
-          <w:p>
-            <w:pPr>
-              <w:pStyle w:val="Compact"/>
-            </w:pPr>
-            <w:r>
-              <w:rPr>
-                <w:rStyle w:val="VerbatimChar"/>
-              </w:rPr>
-              <w:t xml:space="preserve">7_model_ladder.ipynb</w:t>
-            </w:r>
-          </w:p>
-        </w:tc>
-        <w:tc>
-          <w:tcPr/>
-          <w:p>
-            <w:pPr>
-              <w:pStyle w:val="Compact"/>
-            </w:pPr>
-            <w:r>
-              <w:t xml:space="preserve">The nine models, verification cell, bootstrap. Headline figures come from here</w:t>
-            </w:r>
-          </w:p>
-        </w:tc>
-      </w:tr>
-      <w:tr>
-        <w:tc>
-          <w:tcPr/>
-          <w:p>
-            <w:pPr>
-              <w:pStyle w:val="Compact"/>
-            </w:pPr>
-            <w:r>
-              <w:rPr>
-                <w:rStyle w:val="VerbatimChar"/>
-              </w:rPr>
-              <w:t xml:space="preserve">8_shap.ipynb</w:t>
-            </w:r>
-          </w:p>
-        </w:tc>
-        <w:tc>
-          <w:tcPr/>
-          <w:p>
-            <w:pPr>
-              <w:pStyle w:val="Compact"/>
-            </w:pPr>
-            <w:r>
-              <w:t xml:space="preserve">SHAP on the XGBoost Alignment-Augmented model</w:t>
-            </w:r>
-          </w:p>
-        </w:tc>
-      </w:tr>
-      <w:tr>
-        <w:tc>
-          <w:tcPr/>
-          <w:p>
-            <w:pPr>
-              <w:pStyle w:val="Compact"/>
-            </w:pPr>
-            <w:r>
-              <w:rPr>
-                <w:rStyle w:val="VerbatimChar"/>
-              </w:rPr>
-              <w:t xml:space="preserve">9_robustness.ipynb</w:t>
-            </w:r>
-          </w:p>
-        </w:tc>
-        <w:tc>
-          <w:tcPr/>
-          <w:p>
-            <w:pPr>
-              <w:pStyle w:val="Compact"/>
-            </w:pPr>
-            <w:r>
-              <w:t xml:space="preserve">Seed, CV, hyperparameter and cross-algorithm checks</w:t>
-            </w:r>
-          </w:p>
-        </w:tc>
-      </w:tr>
-    </w:tbl>
-    <w:p>
-      <w:pPr>
-        <w:pStyle w:val="BodyText"/>
-      </w:pPr>
-      <w:r>
-        <w:t xml:space="preserve">Check these three things in the code:</w:t>
-      </w:r>
-    </w:p>
-    <w:p>
-      <w:pPr>
-        <w:pStyle w:val="Compact"/>
-        <w:numPr>
-          <w:ilvl w:val="0"/>
-          <w:numId w:val="1005"/>
-        </w:numPr>
-      </w:pPr>
-      <w:r>
-        <w:t xml:space="preserve">Control's columns exclude</w:t>
-      </w:r>
-      <w:r>
-        <w:t xml:space="preserve"> </w:t>
-      </w:r>
-      <w:r>
-        <w:rPr>
-          <w:rStyle w:val="VerbatimChar"/>
-        </w:rPr>
-        <w:t xml:space="preserve">alignment_gap</w:t>
-      </w:r>
-      <w:r>
-        <w:t xml:space="preserve"> </w:t>
-      </w:r>
-      <w:r>
-        <w:t xml:space="preserve">(asserted in notebook 7's verification cell).</w:t>
-      </w:r>
-    </w:p>
-    <w:p>
-      <w:pPr>
-        <w:pStyle w:val="Compact"/>
-        <w:numPr>
-          <w:ilvl w:val="0"/>
-          <w:numId w:val="1005"/>
-        </w:numPr>
-      </w:pPr>
-      <w:r>
-        <w:t xml:space="preserve">R², RMSE and MAE are computed by hand in</w:t>
-      </w:r>
-      <w:r>
-        <w:t xml:space="preserve"> </w:t>
-      </w:r>
-      <w:r>
-        <w:rPr>
-          <w:rStyle w:val="VerbatimChar"/>
-        </w:rPr>
-        <w:t xml:space="preserve">regression_metrics</w:t>
-      </w:r>
-      <w:r>
-        <w:t xml:space="preserve">, not by a library call.</w:t>
-      </w:r>
-    </w:p>
-    <w:p>
-      <w:pPr>
-        <w:pStyle w:val="Compact"/>
-        <w:numPr>
-          <w:ilvl w:val="0"/>
-          <w:numId w:val="1005"/>
-        </w:numPr>
-      </w:pPr>
-      <w:r>
-        <w:rPr>
-          <w:rStyle w:val="VerbatimChar"/>
-        </w:rPr>
-        <w:t xml:space="preserve">paired_bootstrap_delta_r2</w:t>
-      </w:r>
-      <w:r>
-        <w:t xml:space="preserve"> </w:t>
-      </w:r>
-      <w:r>
-        <w:t xml:space="preserve">(notebook 7) scores both models on the same resampled rows.</w:t>
-      </w:r>
-    </w:p>
-    <w:bookmarkEnd w:id="16"/>
-    <w:bookmarkStart w:id="17" w:name="step-3-reproduce-the-results-optional"/>
-    <w:p>
-      <w:pPr>
-        <w:pStyle w:val="Heading3"/>
-      </w:pPr>
-      <w:r>
-        <w:t xml:space="preserve">Step 3. Reproduce the results (optional)</w:t>
-      </w:r>
-    </w:p>
-    <w:p>
-      <w:pPr>
-        <w:pStyle w:val="FirstParagraph"/>
-      </w:pPr>
-      <w:r>
-        <w:rPr>
-          <w:b/>
-          <w:bCs/>
-        </w:rPr>
-        <w:t xml:space="preserve">Quick check (2 minutes).</w:t>
-      </w:r>
-      <w:r>
-        <w:t xml:space="preserve"> </w:t>
-      </w:r>
-      <w:r>
-        <w:t xml:space="preserve">Retrains the main model and compares it with notebook 7's saved test predictions:</w:t>
-      </w:r>
-    </w:p>
-    <w:p>
-      <w:pPr>
-        <w:pStyle w:val="SourceCode"/>
-      </w:pPr>
-      <w:r>
-        <w:rPr>
-          <w:rStyle w:val="ExtensionTok"/>
-        </w:rPr>
-        <w:t xml:space="preserve">uv</w:t>
-      </w:r>
-      <w:r>
-        <w:rPr>
-          <w:rStyle w:val="NormalTok"/>
-        </w:rPr>
-        <w:t xml:space="preserve"> run python scripts/export_popularity_model.py</w:t>
-      </w:r>
-    </w:p>
-    <w:p>
-      <w:pPr>
-        <w:pStyle w:val="FirstParagraph"/>
-      </w:pPr>
-      <w:r>
-        <w:t xml:space="preserve">Expected output:</w:t>
-      </w:r>
-    </w:p>
-    <w:p>
-      <w:pPr>
-        <w:pStyle w:val="SourceCode"/>
-      </w:pPr>
-      <w:r>
-        <w:rPr>
-          <w:rStyle w:val="VerbatimChar"/>
-        </w:rPr>
-        <w:t xml:space="preserve">trained on 179,218 rows, 25 features, stopped at round 517</w:t>
-      </w:r>
-      <w:r>
-        <w:br/>
-      </w:r>
-      <w:r>
-        <w:rPr>
-          <w:rStyle w:val="VerbatimChar"/>
-        </w:rPr>
-        <w:t xml:space="preserve">test R2 +0.06783  RMSE 15.0927  MAE 12.1144</w:t>
-      </w:r>
-      <w:r>
-        <w:br/>
-      </w:r>
-      <w:r>
-        <w:rPr>
-          <w:rStyle w:val="VerbatimChar"/>
-        </w:rPr>
-        <w:t xml:space="preserve">max |retrained - notebook 7| over 37,632 test tracks: ~1e-06</w:t>
-      </w:r>
-      <w:r>
-        <w:br/>
-      </w:r>
-      <w:r>
-        <w:rPr>
-          <w:rStyle w:val="VerbatimChar"/>
-        </w:rPr>
-        <w:t xml:space="preserve">wrote models/popularity/xgboost_alignment_augmented.json</w:t>
-      </w:r>
-      <w:r>
-        <w:br/>
-      </w:r>
-      <w:r>
-        <w:rPr>
-          <w:rStyle w:val="VerbatimChar"/>
-        </w:rPr>
-        <w:t xml:space="preserve">wrote models/popularity/model_metadata.json</w:t>
-      </w:r>
-    </w:p>
-    <w:p>
-      <w:pPr>
-        <w:pStyle w:val="FirstParagraph"/>
-      </w:pPr>
-      <w:r>
-        <w:t xml:space="preserve">A difference near 10⁻⁶ is float32 rounding. Above 10⁻⁴, the script prints</w:t>
-      </w:r>
-      <w:r>
-        <w:t xml:space="preserve"> </w:t>
-      </w:r>
-      <w:r>
-        <w:rPr>
-          <w:rStyle w:val="VerbatimChar"/>
-        </w:rPr>
-        <w:t xml:space="preserve">FAIL</w:t>
-      </w:r>
-      <w:r>
-        <w:t xml:space="preserve"> </w:t>
-      </w:r>
-      <w:r>
-        <w:t xml:space="preserve">and writes nothing. Our last run (16 October 2026) gave 1.9 × 10⁻⁶. Stopping at round 517 rather than 549 is expected: 549 is where Control stopped during tuning, and each model early-stops on its own.</w:t>
-      </w:r>
-    </w:p>
-    <w:p>
-      <w:pPr>
-        <w:pStyle w:val="BodyText"/>
-      </w:pPr>
-      <w:r>
-        <w:rPr>
-          <w:b/>
-          <w:bCs/>
-        </w:rPr>
-        <w:t xml:space="preserve">Full check (about 40 minutes).</w:t>
-      </w:r>
-      <w:r>
-        <w:t xml:space="preserve"> </w:t>
-      </w:r>
-      <w:r>
-        <w:t xml:space="preserve">Run notebooks 5 to 9 in order, using Run All in Jupyter or VS Code, or:</w:t>
-      </w:r>
-    </w:p>
-    <w:p>
-      <w:pPr>
-        <w:pStyle w:val="SourceCode"/>
-      </w:pPr>
-      <w:r>
-        <w:rPr>
-          <w:rStyle w:val="ControlFlowTok"/>
-        </w:rPr>
-        <w:t xml:space="preserve">for</w:t>
-      </w:r>
-      <w:r>
-        <w:rPr>
-          <w:rStyle w:val="NormalTok"/>
-        </w:rPr>
-        <w:t xml:space="preserve"> nb </w:t>
-      </w:r>
-      <w:r>
-        <w:rPr>
-          <w:rStyle w:val="KeywordTok"/>
-        </w:rPr>
-        <w:t xml:space="preserve">in</w:t>
-      </w:r>
-      <w:r>
-        <w:rPr>
-          <w:rStyle w:val="NormalTok"/>
-        </w:rPr>
-        <w:t xml:space="preserve"> 5_splits 6_tuning 7_model_ladder 8_shap 9_robustness</w:t>
-      </w:r>
-      <w:r>
-        <w:rPr>
-          <w:rStyle w:val="KeywordTok"/>
-        </w:rPr>
-        <w:t xml:space="preserve">;</w:t>
-      </w:r>
-      <w:r>
-        <w:rPr>
-          <w:rStyle w:val="NormalTok"/>
-        </w:rPr>
-        <w:t xml:space="preserve"> </w:t>
-      </w:r>
-      <w:r>
-        <w:rPr>
-          <w:rStyle w:val="ControlFlowTok"/>
-        </w:rPr>
-        <w:t xml:space="preserve">do</w:t>
-      </w:r>
-      <w:r>
-        <w:br/>
-      </w:r>
-      <w:r>
-        <w:rPr>
-          <w:rStyle w:val="NormalTok"/>
-        </w:rPr>
-        <w:t xml:space="preserve">  </w:t>
-      </w:r>
-      <w:r>
-        <w:rPr>
-          <w:rStyle w:val="ExtensionTok"/>
-        </w:rPr>
-        <w:t xml:space="preserve">uv</w:t>
-      </w:r>
-      <w:r>
-        <w:rPr>
-          <w:rStyle w:val="NormalTok"/>
-        </w:rPr>
-        <w:t xml:space="preserve"> run </w:t>
-      </w:r>
-      <w:r>
-        <w:rPr>
-          <w:rStyle w:val="AttributeTok"/>
-        </w:rPr>
-        <w:t xml:space="preserve">--with</w:t>
-      </w:r>
-      <w:r>
-        <w:rPr>
-          <w:rStyle w:val="NormalTok"/>
-        </w:rPr>
-        <w:t xml:space="preserve"> nbconvert </w:t>
-      </w:r>
-      <w:r>
-        <w:rPr>
-          <w:rStyle w:val="AttributeTok"/>
-        </w:rPr>
-        <w:t xml:space="preserve">--with</w:t>
-      </w:r>
-      <w:r>
-        <w:rPr>
-          <w:rStyle w:val="NormalTok"/>
-        </w:rPr>
-        <w:t xml:space="preserve"> ipykernel jupyter nbconvert </w:t>
-      </w:r>
-      <w:r>
-        <w:rPr>
-          <w:rStyle w:val="DataTypeTok"/>
-        </w:rPr>
-        <w:t xml:space="preserve">\</w:t>
-      </w:r>
-      <w:r>
-        <w:br/>
-      </w:r>
-      <w:r>
-        <w:rPr>
-          <w:rStyle w:val="NormalTok"/>
-        </w:rPr>
-        <w:t xml:space="preserve">    </w:t>
-      </w:r>
-      <w:r>
-        <w:rPr>
-          <w:rStyle w:val="AttributeTok"/>
-        </w:rPr>
-        <w:t xml:space="preserve">--to</w:t>
-      </w:r>
-      <w:r>
-        <w:rPr>
-          <w:rStyle w:val="NormalTok"/>
-        </w:rPr>
-        <w:t xml:space="preserve"> notebook </w:t>
-      </w:r>
-      <w:r>
-        <w:rPr>
-          <w:rStyle w:val="AttributeTok"/>
-        </w:rPr>
-        <w:t xml:space="preserve">--execute</w:t>
-      </w:r>
-      <w:r>
-        <w:rPr>
-          <w:rStyle w:val="NormalTok"/>
-        </w:rPr>
-        <w:t xml:space="preserve"> </w:t>
-      </w:r>
-      <w:r>
-        <w:rPr>
-          <w:rStyle w:val="AttributeTok"/>
-        </w:rPr>
-        <w:t xml:space="preserve">--inplace</w:t>
-      </w:r>
-      <w:r>
-        <w:rPr>
-          <w:rStyle w:val="NormalTok"/>
-        </w:rPr>
-        <w:t xml:space="preserve"> </w:t>
-      </w:r>
-      <w:r>
-        <w:rPr>
-          <w:rStyle w:val="StringTok"/>
-        </w:rPr>
-        <w:t xml:space="preserve">"notebooks/</w:t>
-      </w:r>
-      <w:r>
-        <w:rPr>
-          <w:rStyle w:val="VariableTok"/>
-        </w:rPr>
-        <w:t xml:space="preserve">$nb</w:t>
-      </w:r>
-      <w:r>
-        <w:rPr>
-          <w:rStyle w:val="StringTok"/>
-        </w:rPr>
-        <w:t xml:space="preserve">.ipynb"</w:t>
-      </w:r>
-      <w:r>
-        <w:br/>
-      </w:r>
-      <w:r>
-        <w:rPr>
-          <w:rStyle w:val="ControlFlowTok"/>
-        </w:rPr>
-        <w:t xml:space="preserve">done</w:t>
-      </w:r>
-    </w:p>
-    <w:p>
-      <w:pPr>
-        <w:pStyle w:val="FirstParagraph"/>
-      </w:pPr>
-      <w:r>
-        <w:t xml:space="preserve">(In PowerShell, run the</w:t>
-      </w:r>
-      <w:r>
-        <w:t xml:space="preserve"> </w:t>
-      </w:r>
-      <w:r>
-        <w:rPr>
-          <w:rStyle w:val="VerbatimChar"/>
-        </w:rPr>
-        <w:t xml:space="preserve">uv run</w:t>
-      </w:r>
-      <w:r>
-        <w:t xml:space="preserve"> </w:t>
-      </w:r>
-      <w:r>
-        <w:t xml:space="preserve">line once per notebook.) Compare the new values with Section 6. R² should match to 4 decimal places, RMSE and MAE to 2.</w:t>
-      </w:r>
-    </w:p>
-    <w:bookmarkEnd w:id="17"/>
-    <w:bookmarkStart w:id="18" w:name="step-4-judge-the-configuration"/>
-    <w:p>
-      <w:pPr>
-        <w:pStyle w:val="Heading3"/>
-      </w:pPr>
-      <w:r>
-        <w:t xml:space="preserve">Step 4. Judge the configuration</w:t>
-      </w:r>
-    </w:p>
-    <w:p>
-      <w:pPr>
-        <w:pStyle w:val="FirstParagraph"/>
-      </w:pPr>
-      <w:r>
-        <w:t xml:space="preserve">Evidence:</w:t>
-      </w:r>
-      <w:r>
-        <w:t xml:space="preserve"> </w:t>
-      </w:r>
-      <w:r>
-        <w:rPr>
-          <w:rStyle w:val="VerbatimChar"/>
-        </w:rPr>
-        <w:t xml:space="preserve">tuning_results.csv</w:t>
-      </w:r>
-      <w:r>
-        <w:t xml:space="preserve">,</w:t>
-      </w:r>
-      <w:r>
-        <w:t xml:space="preserve"> </w:t>
-      </w:r>
-      <w:r>
-        <w:rPr>
-          <w:rStyle w:val="VerbatimChar"/>
-        </w:rPr>
-        <w:t xml:space="preserve">config_xgb.json</w:t>
-      </w:r>
-      <w:r>
-        <w:t xml:space="preserve">,</w:t>
-      </w:r>
-      <w:r>
-        <w:t xml:space="preserve"> </w:t>
-      </w:r>
-      <w:r>
-        <w:rPr>
-          <w:rStyle w:val="VerbatimChar"/>
-        </w:rPr>
-        <w:t xml:space="preserve">config_rf.json</w:t>
-      </w:r>
-      <w:r>
-        <w:t xml:space="preserve">, and Section 7.</w:t>
-      </w:r>
-    </w:p>
-    <w:p>
-      <w:pPr>
-        <w:pStyle w:val="Compact"/>
-        <w:numPr>
-          <w:ilvl w:val="0"/>
-          <w:numId w:val="1006"/>
-        </w:numPr>
-      </w:pPr>
-      <w:r>
-        <w:t xml:space="preserve">XGBoost grid:</w:t>
-      </w:r>
-      <w:r>
-        <w:t xml:space="preserve"> </w:t>
-      </w:r>
-      <w:r>
-        <w:rPr>
-          <w:rStyle w:val="VerbatimChar"/>
-        </w:rPr>
-        <w:t xml:space="preserve">max_depth</w:t>
-      </w:r>
-      <w:r>
-        <w:t xml:space="preserve"> </w:t>
-      </w:r>
-      <w:r>
-        <w:t xml:space="preserve">{4, 6, 8} ×</w:t>
-      </w:r>
-      <w:r>
-        <w:t xml:space="preserve"> </w:t>
-      </w:r>
-      <w:r>
-        <w:rPr>
-          <w:rStyle w:val="VerbatimChar"/>
-        </w:rPr>
-        <w:t xml:space="preserve">learning_rate</w:t>
-      </w:r>
-      <w:r>
-        <w:t xml:space="preserve"> </w:t>
-      </w:r>
-      <w:r>
-        <w:t xml:space="preserve">{0.01, 0.05, 0.1}, up to 1,000 rounds with 50-round early stopping,</w:t>
-      </w:r>
-      <w:r>
-        <w:t xml:space="preserve"> </w:t>
-      </w:r>
-      <w:r>
-        <w:rPr>
-          <w:rStyle w:val="VerbatimChar"/>
-        </w:rPr>
-        <w:t xml:space="preserve">subsample</w:t>
-      </w:r>
-      <w:r>
-        <w:t xml:space="preserve"> </w:t>
-      </w:r>
-      <w:r>
-        <w:t xml:space="preserve">and</w:t>
-      </w:r>
-      <w:r>
-        <w:t xml:space="preserve"> </w:t>
-      </w:r>
-      <w:r>
-        <w:rPr>
-          <w:rStyle w:val="VerbatimChar"/>
-        </w:rPr>
-        <w:t xml:space="preserve">colsample_bytree</w:t>
-      </w:r>
-      <w:r>
-        <w:t xml:space="preserve"> </w:t>
-      </w:r>
-      <w:r>
-        <w:t xml:space="preserve">fixed at 0.8. Reasonable for 179,000 rows and 25 features?</w:t>
-      </w:r>
-    </w:p>
-    <w:p>
-      <w:pPr>
-        <w:pStyle w:val="Compact"/>
-        <w:numPr>
-          <w:ilvl w:val="0"/>
-          <w:numId w:val="1006"/>
-        </w:numPr>
-      </w:pPr>
-      <w:r>
-        <w:t xml:space="preserve">Random Forest grid:</w:t>
-      </w:r>
-      <w:r>
-        <w:t xml:space="preserve"> </w:t>
-      </w:r>
-      <w:r>
-        <w:rPr>
-          <w:rStyle w:val="VerbatimChar"/>
-        </w:rPr>
-        <w:t xml:space="preserve">n_estimators</w:t>
-      </w:r>
-      <w:r>
-        <w:t xml:space="preserve"> </w:t>
-      </w:r>
-      <w:r>
-        <w:t xml:space="preserve">{200, 500} ×</w:t>
-      </w:r>
-      <w:r>
-        <w:t xml:space="preserve"> </w:t>
-      </w:r>
-      <w:r>
-        <w:rPr>
-          <w:rStyle w:val="VerbatimChar"/>
-        </w:rPr>
-        <w:t xml:space="preserve">min_samples_leaf</w:t>
-      </w:r>
-      <w:r>
-        <w:t xml:space="preserve"> </w:t>
-      </w:r>
-      <w:r>
-        <w:t xml:space="preserve">{1, 5}, unlimited depth,</w:t>
-      </w:r>
-      <w:r>
-        <w:t xml:space="preserve"> </w:t>
-      </w:r>
-      <w:r>
-        <w:rPr>
-          <w:rStyle w:val="VerbatimChar"/>
-        </w:rPr>
-        <w:t xml:space="preserve">max_features</w:t>
-      </w:r>
-      <w:r>
-        <w:t xml:space="preserve"> </w:t>
-      </w:r>
-      <w:r>
-        <w:t xml:space="preserve">= ⌊p/3⌋. Reasonable?</w:t>
-      </w:r>
-    </w:p>
-    <w:p>
-      <w:pPr>
-        <w:pStyle w:val="Compact"/>
-        <w:numPr>
-          <w:ilvl w:val="0"/>
-          <w:numId w:val="1006"/>
-        </w:numPr>
-      </w:pPr>
-      <w:r>
-        <w:t xml:space="preserve">Is one fixed 15% validation partition, instead of k-fold CV, acceptable at this scale?</w:t>
-      </w:r>
-    </w:p>
-    <w:p>
-      <w:pPr>
-        <w:pStyle w:val="Compact"/>
-        <w:numPr>
-          <w:ilvl w:val="0"/>
-          <w:numId w:val="1006"/>
-        </w:numPr>
-      </w:pPr>
-      <w:r>
-        <w:t xml:space="preserve">Is tuning on Control and reusing that configuration for every model fair?</w:t>
-      </w:r>
-    </w:p>
-    <w:bookmarkEnd w:id="18"/>
-    <w:bookmarkStart w:id="19" w:name="step-5-judge-the-derivation"/>
-    <w:p>
-      <w:pPr>
-        <w:pStyle w:val="Heading3"/>
-      </w:pPr>
-      <w:r>
-        <w:t xml:space="preserve">Step 5. Judge the derivation</w:t>
-      </w:r>
-    </w:p>
-    <w:p>
-      <w:pPr>
-        <w:pStyle w:val="FirstParagraph"/>
-      </w:pPr>
-      <w:r>
-        <w:t xml:space="preserve">Evidence: your Step 3 run (or Section 6), notebook 7's verification cell, notebook 5's assertions.</w:t>
-      </w:r>
-    </w:p>
-    <w:p>
-      <w:pPr>
-        <w:pStyle w:val="Compact"/>
-        <w:numPr>
-          <w:ilvl w:val="0"/>
-          <w:numId w:val="1007"/>
-        </w:numPr>
-      </w:pPr>
-      <w:r>
-        <w:t xml:space="preserve">Do the figures reproduce?</w:t>
-      </w:r>
-    </w:p>
-    <w:p>
-      <w:pPr>
-        <w:pStyle w:val="Compact"/>
-        <w:numPr>
-          <w:ilvl w:val="0"/>
-          <w:numId w:val="1007"/>
-        </w:numPr>
-      </w:pPr>
-      <w:r>
-        <w:t xml:space="preserve">Is the split free of artist leakage?</w:t>
-      </w:r>
-    </w:p>
-    <w:p>
-      <w:pPr>
-        <w:pStyle w:val="Compact"/>
-        <w:numPr>
-          <w:ilvl w:val="0"/>
-          <w:numId w:val="1007"/>
-        </w:numPr>
-      </w:pPr>
-      <w:r>
-        <w:t xml:space="preserve">Is the paired bootstrap on ΔR² a valid decision rule here?</w:t>
-      </w:r>
-    </w:p>
-    <w:p>
-      <w:pPr>
-        <w:pStyle w:val="Compact"/>
-        <w:numPr>
-          <w:ilvl w:val="0"/>
-          <w:numId w:val="1007"/>
-        </w:numPr>
-      </w:pPr>
-      <w:r>
-        <w:t xml:space="preserve">Do the robustness results support "no detectable contribution"?</w:t>
-      </w:r>
-    </w:p>
-    <w:bookmarkEnd w:id="19"/>
-    <w:bookmarkStart w:id="20" w:name="step-6-fill-in-the-form"/>
-    <w:p>
-      <w:pPr>
-        <w:pStyle w:val="Heading3"/>
-      </w:pPr>
-      <w:r>
-        <w:t xml:space="preserve">Step 6. Fill in the form</w:t>
-      </w:r>
-    </w:p>
-    <w:p>
-      <w:pPr>
-        <w:pStyle w:val="FirstParagraph"/>
-      </w:pPr>
-      <w:r>
-        <w:t xml:space="preserve">Use Section 9. Short comments are fine. Explain any reservation or disagreement, since that is what we report.</w:t>
-      </w:r>
-    </w:p>
-    <w:p>
-      <w:r>
-        <w:pict>
-          <v:rect style="width:0;height:1.5pt" o:hralign="center" o:hrstd="t" o:hr="t"/>
-        </w:pict>
-      </w:r>
-    </w:p>
-    <w:bookmarkEnd w:id="20"/>
-    <w:bookmarkEnd w:id="21"/>
-    <w:bookmarkStart w:id="29" w:name="X73116c51aff2022c02a11f6883a6547e1fcffad"/>
-    <w:p>
-      <w:pPr>
-        <w:pStyle w:val="Heading2"/>
-      </w:pPr>
-      <w:r>
-        <w:t xml:space="preserve">6. Reference figures</w:t>
-      </w:r>
-    </w:p>
-    <w:p>
-      <w:pPr>
-        <w:pStyle w:val="FirstParagraph"/>
-      </w:pPr>
-      <w:r>
-        <w:t xml:space="preserve">All from</w:t>
-      </w:r>
-      <w:r>
-        <w:t xml:space="preserve"> </w:t>
-      </w:r>
-      <w:r>
-        <w:rPr>
-          <w:rStyle w:val="VerbatimChar"/>
-        </w:rPr>
-        <w:t xml:space="preserve">notebooks/artifacts/</w:t>
-      </w:r>
-      <w:r>
-        <w:t xml:space="preserve">.</w:t>
-      </w:r>
-    </w:p>
-    <w:bookmarkStart w:id="22" w:name="split-manifestjson"/>
-    <w:p>
-      <w:pPr>
-        <w:pStyle w:val="Heading3"/>
-      </w:pPr>
-      <w:r>
-        <w:t xml:space="preserve">Split (</w:t>
-      </w:r>
-      <w:r>
-        <w:rPr>
-          <w:rStyle w:val="VerbatimChar"/>
-        </w:rPr>
-        <w:t xml:space="preserve">manifest.json</w:t>
-      </w:r>
-      <w:r>
-        <w:t xml:space="preserve">)</w:t>
+        <w:t xml:space="preserve">How each partition is used:</w:t>
       </w:r>
     </w:p>
     <w:tbl>
@@ -3296,7 +1872,7 @@
               <w:rPr>
                 <w:b/>
               </w:rPr>
-              <w:t xml:space="preserve">Tracks</w:t>
+              <w:t xml:space="preserve">Rows</w:t>
             </w:r>
           </w:p>
         </w:tc>
@@ -3310,7 +1886,7 @@
               <w:rPr>
                 <w:b/>
               </w:rPr>
-              <w:t xml:space="preserve">Share</w:t>
+              <w:t xml:space="preserve">Used for</w:t>
             </w:r>
           </w:p>
         </w:tc>
@@ -3324,7 +1900,7 @@
               <w:rPr>
                 <w:b/>
               </w:rPr>
-              <w:t xml:space="preserve">Mean popularity</w:t>
+              <w:t xml:space="preserve">Never used for</w:t>
             </w:r>
           </w:p>
         </w:tc>
@@ -3359,18 +1935,18 @@
               <w:pStyle w:val="Compact"/>
             </w:pPr>
             <w:r>
-              <w:t xml:space="preserve">70.4%</w:t>
-            </w:r>
-          </w:p>
-        </w:tc>
-        <w:tc>
-          <w:tcPr/>
-          <w:p>
-            <w:pPr>
-              <w:pStyle w:val="Compact"/>
-            </w:pPr>
-            <w:r>
-              <w:t xml:space="preserve">24.53</w:t>
+              <w:t xml:space="preserve">Fitting every model</w:t>
+            </w:r>
+          </w:p>
+        </w:tc>
+        <w:tc>
+          <w:tcPr/>
+          <w:p>
+            <w:pPr>
+              <w:pStyle w:val="Compact"/>
+            </w:pPr>
+            <w:r>
+              <w:t xml:space="preserve">Choosing settings or reporting results</w:t>
             </w:r>
           </w:p>
         </w:tc>
@@ -3405,18 +1981,18 @@
               <w:pStyle w:val="Compact"/>
             </w:pPr>
             <w:r>
-              <w:t xml:space="preserve">14.8%</w:t>
-            </w:r>
-          </w:p>
-        </w:tc>
-        <w:tc>
-          <w:tcPr/>
-          <w:p>
-            <w:pPr>
-              <w:pStyle w:val="Compact"/>
-            </w:pPr>
-            <w:r>
-              <w:t xml:space="preserve">23.78</w:t>
+              <w:t xml:space="preserve">Choosing hyperparameters; XGBoost early stopping</w:t>
+            </w:r>
+          </w:p>
+        </w:tc>
+        <w:tc>
+          <w:tcPr/>
+          <w:p>
+            <w:pPr>
+              <w:pStyle w:val="Compact"/>
+            </w:pPr>
+            <w:r>
+              <w:t xml:space="preserve">Reported results</w:t>
             </w:r>
           </w:p>
         </w:tc>
@@ -3451,94 +2027,1335 @@
               <w:pStyle w:val="Compact"/>
             </w:pPr>
             <w:r>
-              <w:t xml:space="preserve">14.8%</w:t>
-            </w:r>
-          </w:p>
-        </w:tc>
-        <w:tc>
-          <w:tcPr/>
-          <w:p>
-            <w:pPr>
-              <w:pStyle w:val="Compact"/>
-            </w:pPr>
-            <w:r>
-              <w:t xml:space="preserve">23.97</w:t>
-            </w:r>
-          </w:p>
-        </w:tc>
-      </w:tr>
-      <w:tr>
-        <w:tc>
-          <w:tcPr/>
-          <w:p>
-            <w:pPr>
-              <w:pStyle w:val="Compact"/>
-            </w:pPr>
-            <w:r>
-              <w:t xml:space="preserve">Excluded (collaborations spanning partitions)</w:t>
-            </w:r>
-          </w:p>
-        </w:tc>
-        <w:tc>
-          <w:tcPr/>
-          <w:p>
-            <w:pPr>
-              <w:pStyle w:val="Compact"/>
-            </w:pPr>
-            <w:r>
-              <w:t xml:space="preserve">4,824</w:t>
-            </w:r>
-          </w:p>
-        </w:tc>
-        <w:tc>
-          <w:tcPr/>
-          <w:p>
-            <w:pPr>
-              <w:pStyle w:val="Compact"/>
-            </w:pPr>
-            <w:r>
-              <w:t xml:space="preserve">1.86% of corpus</w:t>
-            </w:r>
-          </w:p>
-        </w:tc>
-        <w:tc>
-          <w:tcPr/>
-          <w:p>
-            <w:pPr>
-              <w:pStyle w:val="Compact"/>
-            </w:pPr>
-            <w:r>
-              <w:t xml:space="preserve">n/a</w:t>
+              <w:t xml:space="preserve">Final metrics, bootstrap, SHAP</w:t>
+            </w:r>
+          </w:p>
+        </w:tc>
+        <w:tc>
+          <w:tcPr/>
+          <w:p>
+            <w:pPr>
+              <w:pStyle w:val="Compact"/>
+            </w:pPr>
+            <w:r>
+              <w:t xml:space="preserve">Any fitting or choice of settings</w:t>
             </w:r>
           </w:p>
         </w:tc>
       </w:tr>
     </w:tbl>
+    <w:bookmarkStart w:id="13" w:name="stage-1-load-the-data-all-notebooks"/>
+    <w:p>
+      <w:pPr>
+        <w:pStyle w:val="Heading3"/>
+      </w:pPr>
+      <w:r>
+        <w:t xml:space="preserve">Stage 1. Load the data (all notebooks)</w:t>
+      </w:r>
+    </w:p>
+    <w:p>
+      <w:pPr>
+        <w:pStyle w:val="FirstParagraph"/>
+      </w:pPr>
+      <w:r>
+        <w:rPr>
+          <w:rStyle w:val="VerbatimChar"/>
+        </w:rPr>
+        <w:t xml:space="preserve">load_corpus()</w:t>
+      </w:r>
+      <w:r>
+        <w:t xml:space="preserve"> </w:t>
+      </w:r>
+      <w:r>
+        <w:t xml:space="preserve">joins the 24 yearly CSVs in</w:t>
+      </w:r>
+      <w:r>
+        <w:t xml:space="preserve"> </w:t>
+      </w:r>
+      <w:r>
+        <w:rPr>
+          <w:rStyle w:val="VerbatimChar"/>
+        </w:rPr>
+        <w:t xml:space="preserve">notebooks/data_filtered/</w:t>
+      </w:r>
+      <w:r>
+        <w:t xml:space="preserve"> </w:t>
+      </w:r>
+      <w:r>
+        <w:t xml:space="preserve">into one table of 259,458 tracks. The target is</w:t>
+      </w:r>
+      <w:r>
+        <w:t xml:space="preserve"> </w:t>
+      </w:r>
+      <w:r>
+        <w:rPr>
+          <w:rStyle w:val="VerbatimChar"/>
+        </w:rPr>
+        <w:t xml:space="preserve">popularity</w:t>
+      </w:r>
+      <w:r>
+        <w:t xml:space="preserve"> </w:t>
+      </w:r>
+      <w:r>
+        <w:t xml:space="preserve">(1 to 96 in this corpus, mean 24.5, standard deviation 15.9). There are no missing values in any modeling column.</w:t>
+      </w:r>
+    </w:p>
+    <w:bookmarkEnd w:id="13"/>
+    <w:bookmarkStart w:id="14" w:name="X3736e7c46d424318ca940a8d19d27d55f17ce52"/>
+    <w:p>
+      <w:pPr>
+        <w:pStyle w:val="Heading3"/>
+      </w:pPr>
+      <w:r>
+        <w:t xml:space="preserve">Stage 2. Build the features (</w:t>
+      </w:r>
+      <w:r>
+        <w:rPr>
+          <w:rStyle w:val="VerbatimChar"/>
+        </w:rPr>
+        <w:t xml:space="preserve">build_feature_frame</w:t>
+      </w:r>
+      <w:r>
+        <w:t xml:space="preserve">)</w:t>
+      </w:r>
+    </w:p>
+    <w:p>
+      <w:pPr>
+        <w:pStyle w:val="Compact"/>
+        <w:numPr>
+          <w:ilvl w:val="0"/>
+          <w:numId w:val="1005"/>
+        </w:numPr>
+      </w:pPr>
+      <w:r>
+        <w:t xml:space="preserve">The eleven non-key audio descriptors are used as they are: tempo, loudness, mode, energy, danceability, speechiness, acousticness, instrumentalness, liveness, duration_ms, valence.</w:t>
+      </w:r>
+    </w:p>
+    <w:p>
+      <w:pPr>
+        <w:pStyle w:val="Compact"/>
+        <w:numPr>
+          <w:ilvl w:val="0"/>
+          <w:numId w:val="1005"/>
+        </w:numPr>
+      </w:pPr>
+      <w:r>
+        <w:rPr>
+          <w:rStyle w:val="VerbatimChar"/>
+        </w:rPr>
+        <w:t xml:space="preserve">key</w:t>
+      </w:r>
+      <w:r>
+        <w:t xml:space="preserve"> </w:t>
+      </w:r>
+      <w:r>
+        <w:t xml:space="preserve">(0 to 11) is one-hot encoded into twelve columns, because pitch classes have no order. That gives 23 audio columns.</w:t>
+      </w:r>
+    </w:p>
+    <w:p>
+      <w:pPr>
+        <w:pStyle w:val="Compact"/>
+        <w:numPr>
+          <w:ilvl w:val="0"/>
+          <w:numId w:val="1005"/>
+        </w:numPr>
+      </w:pPr>
+      <w:r>
+        <w:rPr>
+          <w:rStyle w:val="VerbatimChar"/>
+        </w:rPr>
+        <w:t xml:space="preserve">lyric_sentiment</w:t>
+      </w:r>
+      <w:r>
+        <w:t xml:space="preserve"> </w:t>
+      </w:r>
+      <w:r>
+        <w:t xml:space="preserve">(1 column) and</w:t>
+      </w:r>
+      <w:r>
+        <w:t xml:space="preserve"> </w:t>
+      </w:r>
+      <w:r>
+        <w:rPr>
+          <w:rStyle w:val="VerbatimChar"/>
+        </w:rPr>
+        <w:t xml:space="preserve">alignment_gap</w:t>
+      </w:r>
+      <w:r>
+        <w:t xml:space="preserve"> </w:t>
+      </w:r>
+      <w:r>
+        <w:t xml:space="preserve">(1 column) are added.</w:t>
+      </w:r>
+    </w:p>
+    <w:p>
+      <w:pPr>
+        <w:pStyle w:val="Compact"/>
+        <w:numPr>
+          <w:ilvl w:val="0"/>
+          <w:numId w:val="1005"/>
+        </w:numPr>
+      </w:pPr>
+      <w:r>
+        <w:t xml:space="preserve">No scaling or target transformation (tree models do not need it).</w:t>
+      </w:r>
+    </w:p>
+    <w:p>
+      <w:pPr>
+        <w:pStyle w:val="Compact"/>
+        <w:numPr>
+          <w:ilvl w:val="0"/>
+          <w:numId w:val="1005"/>
+        </w:numPr>
+      </w:pPr>
+      <w:r>
+        <w:rPr>
+          <w:rStyle w:val="VerbatimChar"/>
+        </w:rPr>
+        <w:t xml:space="preserve">assert_clean()</w:t>
+      </w:r>
+      <w:r>
+        <w:t xml:space="preserve"> </w:t>
+      </w:r>
+      <w:r>
+        <w:t xml:space="preserve">stops the run if any forbidden column (year, genre, artist counts,</w:t>
+      </w:r>
+      <w:r>
+        <w:t xml:space="preserve"> </w:t>
+      </w:r>
+      <w:r>
+        <w:rPr>
+          <w:rStyle w:val="VerbatimChar"/>
+        </w:rPr>
+        <w:t xml:space="preserve">valence_norm</w:t>
+      </w:r>
+      <w:r>
+        <w:t xml:space="preserve">, IDs, lyrics text) or any missing value reaches a model.</w:t>
+      </w:r>
+    </w:p>
+    <w:p>
+      <w:pPr>
+        <w:pStyle w:val="FirstParagraph"/>
+      </w:pPr>
+      <w:r>
+        <w:t xml:space="preserve">Each model then takes only its own columns from the ladder (</w:t>
+      </w:r>
+      <w:r>
+        <w:rPr>
+          <w:rStyle w:val="VerbatimChar"/>
+        </w:rPr>
+        <w:t xml:space="preserve">columns_for</w:t>
+      </w:r>
+      <w:r>
+        <w:t xml:space="preserve">): Audio-Only 23, Lyric-Only 1, Control 24, Alignment-Augmented 25.</w:t>
+      </w:r>
+    </w:p>
+    <w:bookmarkEnd w:id="14"/>
+    <w:bookmarkStart w:id="15" w:name="stage-3-split-the-data-notebook-5"/>
+    <w:p>
+      <w:pPr>
+        <w:pStyle w:val="Heading3"/>
+      </w:pPr>
+      <w:r>
+        <w:t xml:space="preserve">Stage 3. Split the data (notebook 5)</w:t>
+      </w:r>
+    </w:p>
+    <w:p>
+      <w:pPr>
+        <w:pStyle w:val="FirstParagraph"/>
+      </w:pPr>
+      <w:r>
+        <w:t xml:space="preserve">Goal: 70/15/15, no artist in more than one partition, genre and popularity balanced.</w:t>
+      </w:r>
+    </w:p>
+    <w:p>
+      <w:pPr>
+        <w:pStyle w:val="Compact"/>
+        <w:numPr>
+          <w:ilvl w:val="0"/>
+          <w:numId w:val="1006"/>
+        </w:numPr>
+      </w:pPr>
+      <w:r>
+        <w:t xml:space="preserve">Build an artist graph: one node per artist, an edge between artists credited on the same track (48,206 artists, 69,150 edges).</w:t>
+      </w:r>
+    </w:p>
+    <w:p>
+      <w:pPr>
+        <w:pStyle w:val="Compact"/>
+        <w:numPr>
+          <w:ilvl w:val="0"/>
+          <w:numId w:val="1006"/>
+        </w:numPr>
+      </w:pPr>
+      <w:r>
+        <w:t xml:space="preserve">Find collaboration communities with Louvain (</w:t>
+      </w:r>
+      <w:r>
+        <w:rPr>
+          <w:rStyle w:val="VerbatimChar"/>
+        </w:rPr>
+        <w:t xml:space="preserve">networkx</w:t>
+      </w:r>
+      <w:r>
+        <w:t xml:space="preserve">, resolution 3.0, seed 42): 19,500 communities, the largest holding 3.3% of tracks.</w:t>
+      </w:r>
+    </w:p>
+    <w:p>
+      <w:pPr>
+        <w:pStyle w:val="Compact"/>
+        <w:numPr>
+          <w:ilvl w:val="0"/>
+          <w:numId w:val="1006"/>
+        </w:numPr>
+      </w:pPr>
+      <w:r>
+        <w:t xml:space="preserve">Assign whole communities to train, validation or test, largest first. Each goes to the partition it overfills least, scoring total size, genre mix and popularity-quintile mix together (popularity weighted 3×).</w:t>
+      </w:r>
+    </w:p>
+    <w:p>
+      <w:pPr>
+        <w:pStyle w:val="Compact"/>
+        <w:numPr>
+          <w:ilvl w:val="0"/>
+          <w:numId w:val="1006"/>
+        </w:numPr>
+      </w:pPr>
+      <w:r>
+        <w:t xml:space="preserve">Drop any track whose credited artists ended up in different partitions: 4,824 tracks (1.86%).</w:t>
+      </w:r>
+    </w:p>
+    <w:p>
+      <w:pPr>
+        <w:pStyle w:val="Compact"/>
+        <w:numPr>
+          <w:ilvl w:val="0"/>
+          <w:numId w:val="1006"/>
+        </w:numPr>
+      </w:pPr>
+      <w:r>
+        <w:t xml:space="preserve">Assert that no artist appears in two partitions, that each partition is within 2 points of its target share, that genre shares are within 3 points of the corpus, and that mean popularity differs by less than 1.5 points. The result is saved to</w:t>
+      </w:r>
+      <w:r>
+        <w:t xml:space="preserve"> </w:t>
+      </w:r>
+      <w:r>
+        <w:rPr>
+          <w:rStyle w:val="VerbatimChar"/>
+        </w:rPr>
+        <w:t xml:space="preserve">splits.csv</w:t>
+      </w:r>
+      <w:r>
+        <w:t xml:space="preserve"> </w:t>
+      </w:r>
+      <w:r>
+        <w:t xml:space="preserve">and</w:t>
+      </w:r>
+      <w:r>
+        <w:t xml:space="preserve"> </w:t>
+      </w:r>
+      <w:r>
+        <w:rPr>
+          <w:rStyle w:val="VerbatimChar"/>
+        </w:rPr>
+        <w:t xml:space="preserve">manifest.json</w:t>
+      </w:r>
+      <w:r>
+        <w:t xml:space="preserve">.</w:t>
+      </w:r>
+    </w:p>
+    <w:bookmarkEnd w:id="15"/>
+    <w:bookmarkStart w:id="16" w:name="Xd416b9caae408e36a75cc7257e773df443c3f6f"/>
+    <w:p>
+      <w:pPr>
+        <w:pStyle w:val="Heading3"/>
+      </w:pPr>
+      <w:r>
+        <w:t xml:space="preserve">Stage 4. Choose the hyperparameters (notebook 6)</w:t>
+      </w:r>
+    </w:p>
+    <w:p>
+      <w:pPr>
+        <w:pStyle w:val="FirstParagraph"/>
+      </w:pPr>
+      <w:r>
+        <w:t xml:space="preserve">Tuning is done on the</w:t>
+      </w:r>
+      <w:r>
+        <w:t xml:space="preserve"> </w:t>
+      </w:r>
+      <w:r>
+        <w:rPr>
+          <w:b/>
+          <w:bCs/>
+        </w:rPr>
+        <w:t xml:space="preserve">Control</w:t>
+      </w:r>
+      <w:r>
+        <w:t xml:space="preserve"> </w:t>
+      </w:r>
+      <w:r>
+        <w:t xml:space="preserve">feature set only (24 columns): fit on train, score on validation, keep the setting with the lowest validation RMSE.</w:t>
+      </w:r>
+    </w:p>
+    <w:p>
+      <w:pPr>
+        <w:pStyle w:val="Compact"/>
+        <w:numPr>
+          <w:ilvl w:val="0"/>
+          <w:numId w:val="1007"/>
+        </w:numPr>
+      </w:pPr>
+      <w:r>
+        <w:rPr>
+          <w:b/>
+          <w:bCs/>
+        </w:rPr>
+        <w:t xml:space="preserve">XGBoost:</w:t>
+      </w:r>
+      <w:r>
+        <w:t xml:space="preserve"> </w:t>
+      </w:r>
+      <w:r>
+        <w:t xml:space="preserve">9 combinations of</w:t>
+      </w:r>
+      <w:r>
+        <w:t xml:space="preserve"> </w:t>
+      </w:r>
+      <w:r>
+        <w:rPr>
+          <w:rStyle w:val="VerbatimChar"/>
+        </w:rPr>
+        <w:t xml:space="preserve">max_depth</w:t>
+      </w:r>
+      <w:r>
+        <w:t xml:space="preserve"> </w:t>
+      </w:r>
+      <w:r>
+        <w:t xml:space="preserve">{4, 6, 8} and</w:t>
+      </w:r>
+      <w:r>
+        <w:t xml:space="preserve"> </w:t>
+      </w:r>
+      <w:r>
+        <w:rPr>
+          <w:rStyle w:val="VerbatimChar"/>
+        </w:rPr>
+        <w:t xml:space="preserve">learning_rate</w:t>
+      </w:r>
+      <w:r>
+        <w:t xml:space="preserve"> </w:t>
+      </w:r>
+      <w:r>
+        <w:t xml:space="preserve">{0.01, 0.05, 0.1}. Fixed: up to 1,000 trees, early stopping after 50 rounds without validation improvement,</w:t>
+      </w:r>
+      <w:r>
+        <w:t xml:space="preserve"> </w:t>
+      </w:r>
+      <w:r>
+        <w:rPr>
+          <w:rStyle w:val="VerbatimChar"/>
+        </w:rPr>
+        <w:t xml:space="preserve">subsample</w:t>
+      </w:r>
+      <w:r>
+        <w:t xml:space="preserve"> </w:t>
+      </w:r>
+      <w:r>
+        <w:t xml:space="preserve">0.8,</w:t>
+      </w:r>
+      <w:r>
+        <w:t xml:space="preserve"> </w:t>
+      </w:r>
+      <w:r>
+        <w:rPr>
+          <w:rStyle w:val="VerbatimChar"/>
+        </w:rPr>
+        <w:t xml:space="preserve">colsample_bytree</w:t>
+      </w:r>
+      <w:r>
+        <w:t xml:space="preserve"> </w:t>
+      </w:r>
+      <w:r>
+        <w:t xml:space="preserve">0.8,</w:t>
+      </w:r>
+      <w:r>
+        <w:t xml:space="preserve"> </w:t>
+      </w:r>
+      <w:r>
+        <w:rPr>
+          <w:rStyle w:val="VerbatimChar"/>
+        </w:rPr>
+        <w:t xml:space="preserve">tree_method</w:t>
+      </w:r>
+      <w:r>
+        <w:t xml:space="preserve"> </w:t>
+      </w:r>
+      <w:r>
+        <w:t xml:space="preserve">hist, squared-error loss.</w:t>
+      </w:r>
+      <w:r>
+        <w:t xml:space="preserve"> </w:t>
+      </w:r>
+      <w:r>
+        <w:rPr>
+          <w:b/>
+          <w:bCs/>
+        </w:rPr>
+        <w:t xml:space="preserve">Selected: depth 4, learning rate 0.05</w:t>
+      </w:r>
+      <w:r>
+        <w:t xml:space="preserve"> </w:t>
+      </w:r>
+      <w:r>
+        <w:t xml:space="preserve">(best round 549, validation RMSE 14.6408).</w:t>
+      </w:r>
+    </w:p>
+    <w:p>
+      <w:pPr>
+        <w:pStyle w:val="Compact"/>
+        <w:numPr>
+          <w:ilvl w:val="0"/>
+          <w:numId w:val="1007"/>
+        </w:numPr>
+      </w:pPr>
+      <w:r>
+        <w:rPr>
+          <w:b/>
+          <w:bCs/>
+        </w:rPr>
+        <w:t xml:space="preserve">Random Forest:</w:t>
+      </w:r>
+      <w:r>
+        <w:t xml:space="preserve"> </w:t>
+      </w:r>
+      <w:r>
+        <w:t xml:space="preserve">4 combinations of</w:t>
+      </w:r>
+      <w:r>
+        <w:t xml:space="preserve"> </w:t>
+      </w:r>
+      <w:r>
+        <w:rPr>
+          <w:rStyle w:val="VerbatimChar"/>
+        </w:rPr>
+        <w:t xml:space="preserve">n_estimators</w:t>
+      </w:r>
+      <w:r>
+        <w:t xml:space="preserve"> </w:t>
+      </w:r>
+      <w:r>
+        <w:t xml:space="preserve">{200, 500} and</w:t>
+      </w:r>
+      <w:r>
+        <w:t xml:space="preserve"> </w:t>
+      </w:r>
+      <w:r>
+        <w:rPr>
+          <w:rStyle w:val="VerbatimChar"/>
+        </w:rPr>
+        <w:t xml:space="preserve">min_samples_leaf</w:t>
+      </w:r>
+      <w:r>
+        <w:t xml:space="preserve"> </w:t>
+      </w:r>
+      <w:r>
+        <w:t xml:space="preserve">{1, 5}. Fixed: unlimited depth,</w:t>
+      </w:r>
+      <w:r>
+        <w:t xml:space="preserve"> </w:t>
+      </w:r>
+      <w:r>
+        <w:rPr>
+          <w:rStyle w:val="VerbatimChar"/>
+        </w:rPr>
+        <w:t xml:space="preserve">max_features</w:t>
+      </w:r>
+      <w:r>
+        <w:t xml:space="preserve"> </w:t>
+      </w:r>
+      <w:r>
+        <w:t xml:space="preserve">= ⌊p/3⌋.</w:t>
+      </w:r>
+      <w:r>
+        <w:t xml:space="preserve"> </w:t>
+      </w:r>
+      <w:r>
+        <w:rPr>
+          <w:b/>
+          <w:bCs/>
+        </w:rPr>
+        <w:t xml:space="preserve">Selected: 500 trees, minimum leaf size 5</w:t>
+      </w:r>
+      <w:r>
+        <w:t xml:space="preserve"> </w:t>
+      </w:r>
+      <w:r>
+        <w:t xml:space="preserve">(validation RMSE 14.7127).</w:t>
+      </w:r>
+    </w:p>
+    <w:p>
+      <w:pPr>
+        <w:pStyle w:val="FirstParagraph"/>
+      </w:pPr>
+      <w:r>
+        <w:t xml:space="preserve">The chosen settings are saved to</w:t>
+      </w:r>
+      <w:r>
+        <w:t xml:space="preserve"> </w:t>
+      </w:r>
+      <w:r>
+        <w:rPr>
+          <w:rStyle w:val="VerbatimChar"/>
+        </w:rPr>
+        <w:t xml:space="preserve">config_xgb.json</w:t>
+      </w:r>
+      <w:r>
+        <w:t xml:space="preserve"> </w:t>
+      </w:r>
+      <w:r>
+        <w:t xml:space="preserve">and</w:t>
+      </w:r>
+      <w:r>
+        <w:t xml:space="preserve"> </w:t>
+      </w:r>
+      <w:r>
+        <w:rPr>
+          <w:rStyle w:val="VerbatimChar"/>
+        </w:rPr>
+        <w:t xml:space="preserve">config_rf.json</w:t>
+      </w:r>
+      <w:r>
+        <w:t xml:space="preserve"> </w:t>
+      </w:r>
+      <w:r>
+        <w:t xml:space="preserve">and not changed again.</w:t>
+      </w:r>
+    </w:p>
+    <w:bookmarkEnd w:id="16"/>
+    <w:bookmarkStart w:id="17" w:name="stage-5-train-the-nine-models-notebook-7"/>
+    <w:p>
+      <w:pPr>
+        <w:pStyle w:val="Heading3"/>
+      </w:pPr>
+      <w:r>
+        <w:t xml:space="preserve">Stage 5. Train the nine models (notebook 7)</w:t>
+      </w:r>
+    </w:p>
+    <w:p>
+      <w:pPr>
+        <w:pStyle w:val="Compact"/>
+        <w:numPr>
+          <w:ilvl w:val="0"/>
+          <w:numId w:val="1008"/>
+        </w:numPr>
+      </w:pPr>
+      <w:r>
+        <w:rPr>
+          <w:b/>
+          <w:bCs/>
+        </w:rPr>
+        <w:t xml:space="preserve">Baseline:</w:t>
+      </w:r>
+      <w:r>
+        <w:t xml:space="preserve"> </w:t>
+      </w:r>
+      <w:r>
+        <w:t xml:space="preserve">predicts the training-set mean popularity (24.53) for every test track. No fitting. Shared by both algorithms.</w:t>
+      </w:r>
+    </w:p>
+    <w:p>
+      <w:pPr>
+        <w:pStyle w:val="Compact"/>
+        <w:numPr>
+          <w:ilvl w:val="0"/>
+          <w:numId w:val="1008"/>
+        </w:numPr>
+      </w:pPr>
+      <w:r>
+        <w:rPr>
+          <w:b/>
+          <w:bCs/>
+        </w:rPr>
+        <w:t xml:space="preserve">XGBoost</w:t>
+      </w:r>
+      <w:r>
+        <w:t xml:space="preserve"> </w:t>
+      </w:r>
+      <w:r>
+        <w:t xml:space="preserve">(4 models): each fitted on train with the frozen settings, early-stopping on validation. Each model finds its own stopping round, so round counts differ slightly between models.</w:t>
+      </w:r>
+    </w:p>
+    <w:p>
+      <w:pPr>
+        <w:pStyle w:val="Compact"/>
+        <w:numPr>
+          <w:ilvl w:val="0"/>
+          <w:numId w:val="1008"/>
+        </w:numPr>
+      </w:pPr>
+      <w:r>
+        <w:rPr>
+          <w:b/>
+          <w:bCs/>
+        </w:rPr>
+        <w:t xml:space="preserve">Random Forest</w:t>
+      </w:r>
+      <w:r>
+        <w:t xml:space="preserve"> </w:t>
+      </w:r>
+      <w:r>
+        <w:t xml:space="preserve">(4 models): each fitted on train with the frozen settings.</w:t>
+      </w:r>
+      <w:r>
+        <w:t xml:space="preserve"> </w:t>
+      </w:r>
+      <w:r>
+        <w:rPr>
+          <w:rStyle w:val="VerbatimChar"/>
+        </w:rPr>
+        <w:t xml:space="preserve">max_features</w:t>
+      </w:r>
+      <w:r>
+        <w:t xml:space="preserve"> </w:t>
+      </w:r>
+      <w:r>
+        <w:t xml:space="preserve">follows ⌊p/3⌋, so it changes with the column count (1 for Lyric-Only).</w:t>
+      </w:r>
+    </w:p>
+    <w:p>
+      <w:pPr>
+        <w:pStyle w:val="Compact"/>
+        <w:numPr>
+          <w:ilvl w:val="0"/>
+          <w:numId w:val="1008"/>
+        </w:numPr>
+      </w:pPr>
+      <w:r>
+        <w:t xml:space="preserve">Each model predicts the 37,632 test tracks. Predictions go to</w:t>
+      </w:r>
+      <w:r>
+        <w:t xml:space="preserve"> </w:t>
+      </w:r>
+      <w:r>
+        <w:rPr>
+          <w:rStyle w:val="VerbatimChar"/>
+        </w:rPr>
+        <w:t xml:space="preserve">test_predictions.csv</w:t>
+      </w:r>
+      <w:r>
+        <w:t xml:space="preserve">, the models to</w:t>
+      </w:r>
+      <w:r>
+        <w:t xml:space="preserve"> </w:t>
+      </w:r>
+      <w:r>
+        <w:rPr>
+          <w:rStyle w:val="VerbatimChar"/>
+        </w:rPr>
+        <w:t xml:space="preserve">notebooks/artifacts/models/</w:t>
+      </w:r>
+      <w:r>
+        <w:t xml:space="preserve">.</w:t>
+      </w:r>
+    </w:p>
+    <w:bookmarkEnd w:id="17"/>
+    <w:bookmarkStart w:id="18" w:name="stage-6-verify-the-models-notebook-7"/>
+    <w:p>
+      <w:pPr>
+        <w:pStyle w:val="Heading3"/>
+      </w:pPr>
+      <w:r>
+        <w:t xml:space="preserve">Stage 6. Verify the models (notebook 7)</w:t>
+      </w:r>
+    </w:p>
+    <w:p>
+      <w:pPr>
+        <w:pStyle w:val="FirstParagraph"/>
+      </w:pPr>
+      <w:r>
+        <w:t xml:space="preserve">The notebook stops with an error if any of these fail:</w:t>
+      </w:r>
+    </w:p>
+    <w:p>
+      <w:pPr>
+        <w:pStyle w:val="Compact"/>
+        <w:numPr>
+          <w:ilvl w:val="0"/>
+          <w:numId w:val="1009"/>
+        </w:numPr>
+      </w:pPr>
+      <w:r>
+        <w:t xml:space="preserve">Control and Alignment-Augmented differ by exactly one column,</w:t>
+      </w:r>
+      <w:r>
+        <w:t xml:space="preserve"> </w:t>
+      </w:r>
+      <w:r>
+        <w:rPr>
+          <w:rStyle w:val="VerbatimChar"/>
+        </w:rPr>
+        <w:t xml:space="preserve">alignment_gap</w:t>
+      </w:r>
+      <w:r>
+        <w:t xml:space="preserve">. Control equals Audio-Only plus Lyric-Only.</w:t>
+      </w:r>
+    </w:p>
+    <w:p>
+      <w:pPr>
+        <w:pStyle w:val="Compact"/>
+        <w:numPr>
+          <w:ilvl w:val="0"/>
+          <w:numId w:val="1009"/>
+        </w:numPr>
+      </w:pPr>
+      <w:r>
+        <w:t xml:space="preserve">No forbidden column is in any model.</w:t>
+      </w:r>
+    </w:p>
+    <w:p>
+      <w:pPr>
+        <w:pStyle w:val="Compact"/>
+        <w:numPr>
+          <w:ilvl w:val="0"/>
+          <w:numId w:val="1009"/>
+        </w:numPr>
+      </w:pPr>
+      <w:r>
+        <w:t xml:space="preserve">Row counts per partition match</w:t>
+      </w:r>
+      <w:r>
+        <w:t xml:space="preserve"> </w:t>
+      </w:r>
+      <w:r>
+        <w:rPr>
+          <w:rStyle w:val="VerbatimChar"/>
+        </w:rPr>
+        <w:t xml:space="preserve">manifest.json</w:t>
+      </w:r>
+      <w:r>
+        <w:t xml:space="preserve">.</w:t>
+      </w:r>
+    </w:p>
+    <w:p>
+      <w:pPr>
+        <w:pStyle w:val="Compact"/>
+        <w:numPr>
+          <w:ilvl w:val="0"/>
+          <w:numId w:val="1009"/>
+        </w:numPr>
+      </w:pPr>
+      <w:r>
+        <w:t xml:space="preserve">All four models of each algorithm have identical saved settings (ignoring</w:t>
+      </w:r>
+      <w:r>
+        <w:t xml:space="preserve"> </w:t>
+      </w:r>
+      <w:r>
+        <w:rPr>
+          <w:rStyle w:val="VerbatimChar"/>
+        </w:rPr>
+        <w:t xml:space="preserve">max_features</w:t>
+      </w:r>
+      <w:r>
+        <w:t xml:space="preserve"> </w:t>
+      </w:r>
+      <w:r>
+        <w:t xml:space="preserve">and the feature count).</w:t>
+      </w:r>
+    </w:p>
+    <w:bookmarkEnd w:id="18"/>
+    <w:bookmarkStart w:id="19" w:name="stage-7-score-and-compare-notebook-7"/>
+    <w:p>
+      <w:pPr>
+        <w:pStyle w:val="Heading3"/>
+      </w:pPr>
+      <w:r>
+        <w:t xml:space="preserve">Stage 7. Score and compare (notebook 7)</w:t>
+      </w:r>
+    </w:p>
+    <w:p>
+      <w:pPr>
+        <w:pStyle w:val="Compact"/>
+        <w:numPr>
+          <w:ilvl w:val="0"/>
+          <w:numId w:val="1010"/>
+        </w:numPr>
+      </w:pPr>
+      <w:r>
+        <w:t xml:space="preserve">R², RMSE and MAE are computed on the test set by</w:t>
+      </w:r>
+      <w:r>
+        <w:t xml:space="preserve"> </w:t>
+      </w:r>
+      <w:r>
+        <w:rPr>
+          <w:rStyle w:val="VerbatimChar"/>
+        </w:rPr>
+        <w:t xml:space="preserve">regression_metrics</w:t>
+      </w:r>
+      <w:r>
+        <w:t xml:space="preserve"> </w:t>
+      </w:r>
+      <w:r>
+        <w:t xml:space="preserve">(written out by hand, not taken from a library).</w:t>
+      </w:r>
+    </w:p>
+    <w:p>
+      <w:pPr>
+        <w:pStyle w:val="Compact"/>
+        <w:numPr>
+          <w:ilvl w:val="0"/>
+          <w:numId w:val="1010"/>
+        </w:numPr>
+      </w:pPr>
+      <w:r>
+        <w:rPr>
+          <w:b/>
+          <w:bCs/>
+        </w:rPr>
+        <w:t xml:space="preserve">Paired bootstrap:</w:t>
+      </w:r>
+      <w:r>
+        <w:t xml:space="preserve"> </w:t>
+      </w:r>
+      <w:r>
+        <w:t xml:space="preserve">draw 37,632 test rows with replacement, recompute R² for Control and Alignment-Augmented on the same rows, record the difference; repeat 10,000 times. The 2.5th and 97.5th percentiles form the 95% CI. If it excludes zero, the feature contributes; if not, the result is "no detectable contribution".</w:t>
+      </w:r>
+    </w:p>
+    <w:p>
+      <w:pPr>
+        <w:pStyle w:val="Compact"/>
+        <w:numPr>
+          <w:ilvl w:val="0"/>
+          <w:numId w:val="1010"/>
+        </w:numPr>
+      </w:pPr>
+      <w:r>
+        <w:t xml:space="preserve">The same comparison is also broken down by genre and popularity band (</w:t>
+      </w:r>
+      <w:r>
+        <w:rPr>
+          <w:rStyle w:val="VerbatimChar"/>
+        </w:rPr>
+        <w:t xml:space="preserve">metrics_by_genre.csv</w:t>
+      </w:r>
+      <w:r>
+        <w:t xml:space="preserve">,</w:t>
+      </w:r>
+      <w:r>
+        <w:t xml:space="preserve"> </w:t>
+      </w:r>
+      <w:r>
+        <w:rPr>
+          <w:rStyle w:val="VerbatimChar"/>
+        </w:rPr>
+        <w:t xml:space="preserve">metrics_by_band.csv</w:t>
+      </w:r>
+      <w:r>
+        <w:t xml:space="preserve">).</w:t>
+      </w:r>
+    </w:p>
+    <w:bookmarkEnd w:id="19"/>
+    <w:bookmarkStart w:id="20" w:name="X3f5774e4d3d47d1937f2d202fb84e437286f847"/>
+    <w:p>
+      <w:pPr>
+        <w:pStyle w:val="Heading3"/>
+      </w:pPr>
+      <w:r>
+        <w:t xml:space="preserve">Stage 8. Robustness checks (notebook 9, XGBoost, Control vs Alignment-Augmented)</w:t>
+      </w:r>
+    </w:p>
+    <w:p>
+      <w:pPr>
+        <w:pStyle w:val="Compact"/>
+        <w:numPr>
+          <w:ilvl w:val="0"/>
+          <w:numId w:val="1011"/>
+        </w:numPr>
+      </w:pPr>
+      <w:r>
+        <w:rPr>
+          <w:b/>
+          <w:bCs/>
+        </w:rPr>
+        <w:t xml:space="preserve">Seeds:</w:t>
+      </w:r>
+      <w:r>
+        <w:t xml:space="preserve"> </w:t>
+      </w:r>
+      <w:r>
+        <w:t xml:space="preserve">retrain the pair with seeds 42, 7, 1337, 2024 and 99.</w:t>
+      </w:r>
+    </w:p>
+    <w:p>
+      <w:pPr>
+        <w:pStyle w:val="Compact"/>
+        <w:numPr>
+          <w:ilvl w:val="0"/>
+          <w:numId w:val="1011"/>
+        </w:numPr>
+      </w:pPr>
+      <w:r>
+        <w:rPr>
+          <w:b/>
+          <w:bCs/>
+        </w:rPr>
+        <w:t xml:space="preserve">5-fold CV:</w:t>
+      </w:r>
+      <w:r>
+        <w:t xml:space="preserve"> </w:t>
+      </w:r>
+      <w:r>
+        <w:t xml:space="preserve">re-partition all modeled rows into 5 artist-disjoint folds (same community method). For each fold, train on the other four and test on it. Early stopping uses a random 15% slice of the training folds, used only to pick the round count.</w:t>
+      </w:r>
+    </w:p>
+    <w:p>
+      <w:pPr>
+        <w:pStyle w:val="Compact"/>
+        <w:numPr>
+          <w:ilvl w:val="0"/>
+          <w:numId w:val="1011"/>
+        </w:numPr>
+      </w:pPr>
+      <w:r>
+        <w:rPr>
+          <w:b/>
+          <w:bCs/>
+        </w:rPr>
+        <w:t xml:space="preserve">Hyperparameters:</w:t>
+      </w:r>
+      <w:r>
+        <w:t xml:space="preserve"> </w:t>
+      </w:r>
+      <w:r>
+        <w:t xml:space="preserve">retrain the pair under three other settings (depth 6 with rate 0.01, depth 8 with rate 0.1, and no subsampling).</w:t>
+      </w:r>
+    </w:p>
+    <w:p>
+      <w:pPr>
+        <w:pStyle w:val="Compact"/>
+        <w:numPr>
+          <w:ilvl w:val="0"/>
+          <w:numId w:val="1011"/>
+        </w:numPr>
+      </w:pPr>
+      <w:r>
+        <w:rPr>
+          <w:b/>
+          <w:bCs/>
+        </w:rPr>
+        <w:t xml:space="preserve">Cross-algorithm:</w:t>
+      </w:r>
+      <w:r>
+        <w:t xml:space="preserve"> </w:t>
+      </w:r>
+      <w:r>
+        <w:t xml:space="preserve">compare the sign of ΔR² for XGBoost and Random Forest.</w:t>
+      </w:r>
+    </w:p>
+    <w:bookmarkEnd w:id="20"/>
+    <w:bookmarkStart w:id="21" w:name="stage-9-shap-attribution-notebook-8"/>
+    <w:p>
+      <w:pPr>
+        <w:pStyle w:val="Heading3"/>
+      </w:pPr>
+      <w:r>
+        <w:t xml:space="preserve">Stage 9. SHAP attribution (notebook 8)</w:t>
+      </w:r>
+    </w:p>
+    <w:p>
+      <w:pPr>
+        <w:pStyle w:val="FirstParagraph"/>
+      </w:pPr>
+      <w:r>
+        <w:rPr>
+          <w:rStyle w:val="VerbatimChar"/>
+        </w:rPr>
+        <w:t xml:space="preserve">shap.TreeExplainer</w:t>
+      </w:r>
+      <w:r>
+        <w:t xml:space="preserve"> </w:t>
+      </w:r>
+      <w:r>
+        <w:t xml:space="preserve">computes exact SHAP values for the XGBoost Alignment-Augmented model on all 37,632 test tracks. The notebook checks that the SHAP values plus the base value reproduce each prediction. Mean |SHAP| is summed per feature group (audio, lyric sentiment, alignment), and the twelve key columns are merged back into one</w:t>
+      </w:r>
+      <w:r>
+        <w:t xml:space="preserve"> </w:t>
+      </w:r>
+      <w:r>
+        <w:rPr>
+          <w:rStyle w:val="VerbatimChar"/>
+        </w:rPr>
+        <w:t xml:space="preserve">key</w:t>
+      </w:r>
+      <w:r>
+        <w:t xml:space="preserve"> </w:t>
+      </w:r>
+      <w:r>
+        <w:t xml:space="preserve">feature for the ranking.</w:t>
+      </w:r>
+    </w:p>
+    <w:bookmarkEnd w:id="21"/>
+    <w:bookmarkStart w:id="22" w:name="X24973bf4f4e5d7937a3c72abfc9d907fa38c251"/>
+    <w:p>
+      <w:pPr>
+        <w:pStyle w:val="Heading3"/>
+      </w:pPr>
+      <w:r>
+        <w:t xml:space="preserve">Stage 10. Export the model for the demo app (</w:t>
+      </w:r>
+      <w:r>
+        <w:rPr>
+          <w:rStyle w:val="VerbatimChar"/>
+        </w:rPr>
+        <w:t xml:space="preserve">scripts/export_popularity_model.py</w:t>
+      </w:r>
+      <w:r>
+        <w:t xml:space="preserve">)</w:t>
+      </w:r>
+    </w:p>
+    <w:p>
+      <w:pPr>
+        <w:pStyle w:val="FirstParagraph"/>
+      </w:pPr>
+      <w:r>
+        <w:t xml:space="preserve">The script retrains XGBoost Alignment-Augmented exactly as in Stage 5 and checks its test predictions against notebook 7's. If they match within 10⁻⁴, it saves the model in XGBoost's JSON format to</w:t>
+      </w:r>
+      <w:r>
+        <w:t xml:space="preserve"> </w:t>
+      </w:r>
+      <w:r>
+        <w:rPr>
+          <w:rStyle w:val="VerbatimChar"/>
+        </w:rPr>
+        <w:t xml:space="preserve">models/popularity/</w:t>
+      </w:r>
+      <w:r>
+        <w:t xml:space="preserve">, which the demo app's</w:t>
+      </w:r>
+      <w:r>
+        <w:t xml:space="preserve"> </w:t>
+      </w:r>
+      <w:r>
+        <w:rPr>
+          <w:rStyle w:val="VerbatimChar"/>
+        </w:rPr>
+        <w:t xml:space="preserve">POST /predict</w:t>
+      </w:r>
+      <w:r>
+        <w:t xml:space="preserve"> </w:t>
+      </w:r>
+      <w:r>
+        <w:t xml:space="preserve">loads. This is the quick check in Step 3 below.</w:t>
+      </w:r>
+    </w:p>
+    <w:p>
+      <w:r>
+        <w:pict>
+          <v:rect style="width:0;height:1.5pt" o:hralign="center" o:hrstd="t" o:hr="t"/>
+        </w:pict>
+      </w:r>
+    </w:p>
+    <w:bookmarkEnd w:id="22"/>
+    <w:bookmarkEnd w:id="23"/>
+    <w:bookmarkStart w:id="25" w:name="X6945f19bdd91ba7b068265b3c18b60e1e9653ba"/>
+    <w:p>
+      <w:pPr>
+        <w:pStyle w:val="Heading2"/>
+      </w:pPr>
+      <w:r>
+        <w:t xml:space="preserve">5. Setup</w:t>
+      </w:r>
+    </w:p>
+    <w:p>
+      <w:pPr>
+        <w:pStyle w:val="FirstParagraph"/>
+      </w:pPr>
+      <w:r>
+        <w:t xml:space="preserve">You need Git, Python 3.13,</w:t>
+      </w:r>
+      <w:r>
+        <w:t xml:space="preserve"> </w:t>
+      </w:r>
+      <w:hyperlink r:id="rId24">
+        <w:r>
+          <w:rPr>
+            <w:rStyle w:val="VerbatimChar"/>
+          </w:rPr>
+          <w:t xml:space="preserve">uv</w:t>
+        </w:r>
+      </w:hyperlink>
+      <w:r>
+        <w:t xml:space="preserve">, 16 GB RAM and about 15 GB of free disk. Any OS works.</w:t>
+      </w:r>
+    </w:p>
+    <w:p>
+      <w:pPr>
+        <w:pStyle w:val="SourceCode"/>
+      </w:pPr>
+      <w:r>
+        <w:rPr>
+          <w:rStyle w:val="FunctionTok"/>
+        </w:rPr>
+        <w:t xml:space="preserve">git</w:t>
+      </w:r>
+      <w:r>
+        <w:rPr>
+          <w:rStyle w:val="NormalTok"/>
+        </w:rPr>
+        <w:t xml:space="preserve"> clone https://github.com/grenappl/thesis-project.git</w:t>
+      </w:r>
+      <w:r>
+        <w:br/>
+      </w:r>
+      <w:r>
+        <w:rPr>
+          <w:rStyle w:val="BuiltInTok"/>
+        </w:rPr>
+        <w:t xml:space="preserve">cd</w:t>
+      </w:r>
+      <w:r>
+        <w:rPr>
+          <w:rStyle w:val="NormalTok"/>
+        </w:rPr>
+        <w:t xml:space="preserve"> thesis-project</w:t>
+      </w:r>
+      <w:r>
+        <w:br/>
+      </w:r>
+      <w:r>
+        <w:rPr>
+          <w:rStyle w:val="ExtensionTok"/>
+        </w:rPr>
+        <w:t xml:space="preserve">uv</w:t>
+      </w:r>
+      <w:r>
+        <w:rPr>
+          <w:rStyle w:val="NormalTok"/>
+        </w:rPr>
+        <w:t xml:space="preserve"> sync</w:t>
+      </w:r>
+    </w:p>
+    <w:p>
+      <w:pPr>
+        <w:pStyle w:val="FirstParagraph"/>
+      </w:pPr>
+      <w:r>
+        <w:t xml:space="preserve">The repository is public. The dataset (about 400 MB) is included.</w:t>
+      </w:r>
+    </w:p>
     <w:p>
       <w:pPr>
         <w:pStyle w:val="BodyText"/>
       </w:pPr>
       <w:r>
-        <w:t xml:space="preserve">No artist, including featured artists, appears in more than one partition. Genre shares are within 1.95 percentage points of the full corpus.</w:t>
-      </w:r>
-    </w:p>
-    <w:bookmarkEnd w:id="22"/>
-    <w:bookmarkStart w:id="23" w:name="tuning-tuning_resultscsv"/>
+        <w:rPr>
+          <w:rStyle w:val="VerbatimChar"/>
+        </w:rPr>
+        <w:t xml:space="preserve">uv sync</w:t>
+      </w:r>
+      <w:r>
+        <w:t xml:space="preserve"> </w:t>
+      </w:r>
+      <w:r>
+        <w:t xml:space="preserve">takes 15 to 20 minutes because the environment includes PyTorch and Transformers for the demo app. Use it anyway:</w:t>
+      </w:r>
+      <w:r>
+        <w:t xml:space="preserve"> </w:t>
+      </w:r>
+      <w:r>
+        <w:rPr>
+          <w:rStyle w:val="VerbatimChar"/>
+        </w:rPr>
+        <w:t xml:space="preserve">uv.lock</w:t>
+      </w:r>
+      <w:r>
+        <w:t xml:space="preserve"> </w:t>
+      </w:r>
+      <w:r>
+        <w:t xml:space="preserve">pins every version, and the artist split depends on the exact</w:t>
+      </w:r>
+      <w:r>
+        <w:t xml:space="preserve"> </w:t>
+      </w:r>
+      <w:r>
+        <w:rPr>
+          <w:rStyle w:val="VerbatimChar"/>
+        </w:rPr>
+        <w:t xml:space="preserve">networkx</w:t>
+      </w:r>
+      <w:r>
+        <w:t xml:space="preserve"> </w:t>
+      </w:r>
+      <w:r>
+        <w:t xml:space="preserve">version.</w:t>
+      </w:r>
+    </w:p>
+    <w:p>
+      <w:pPr>
+        <w:pStyle w:val="BodyText"/>
+      </w:pPr>
+      <w:r>
+        <w:rPr>
+          <w:b/>
+          <w:bCs/>
+        </w:rPr>
+        <w:t xml:space="preserve">Ignore Section 4 of</w:t>
+      </w:r>
+      <w:r>
+        <w:rPr>
+          <w:b/>
+          <w:bCs/>
+        </w:rPr>
+        <w:t xml:space="preserve"> </w:t>
+      </w:r>
+      <w:r>
+        <w:rPr>
+          <w:rStyle w:val="VerbatimChar"/>
+          <w:b/>
+          <w:bCs/>
+        </w:rPr>
+        <w:t xml:space="preserve">MODELING_REPORT.md</w:t>
+      </w:r>
+      <w:r>
+        <w:rPr>
+          <w:b/>
+          <w:bCs/>
+        </w:rPr>
+        <w:t xml:space="preserve">.</w:t>
+      </w:r>
+      <w:r>
+        <w:t xml:space="preserve"> </w:t>
+      </w:r>
+      <w:r>
+        <w:t xml:space="preserve">It is a pre-run planning note describing an older split design. The current split is the one in notebook 5 and this guide.</w:t>
+      </w:r>
+    </w:p>
+    <w:p>
+      <w:r>
+        <w:pict>
+          <v:rect style="width:0;height:1.5pt" o:hralign="center" o:hrstd="t" o:hr="t"/>
+        </w:pict>
+      </w:r>
+    </w:p>
+    <w:bookmarkEnd w:id="25"/>
+    <w:bookmarkStart w:id="32" w:name="X314b51366e7d0cc25e4809ee99c0b5d0b1884e4"/>
+    <w:p>
+      <w:pPr>
+        <w:pStyle w:val="Heading2"/>
+      </w:pPr>
+      <w:r>
+        <w:t xml:space="preserve">6. Review steps</w:t>
+      </w:r>
+    </w:p>
+    <w:bookmarkStart w:id="26" w:name="step-1-read-the-proposal-30-minutes"/>
     <w:p>
       <w:pPr>
         <w:pStyle w:val="Heading3"/>
       </w:pPr>
       <w:r>
-        <w:t xml:space="preserve">Tuning (</w:t>
-      </w:r>
-      <w:r>
-        <w:rPr>
-          <w:rStyle w:val="VerbatimChar"/>
-        </w:rPr>
-        <w:t xml:space="preserve">tuning_results.csv</w:t>
-      </w:r>
-      <w:r>
-        <w:t xml:space="preserve">)</w:t>
+        <w:t xml:space="preserve">Step 1. Read the proposal (30 minutes)</w:t>
       </w:r>
     </w:p>
     <w:tbl>
@@ -3574,7 +3391,7 @@
               <w:rPr>
                 <w:b/>
               </w:rPr>
-              <w:t xml:space="preserve">Algorithm</w:t>
+              <w:t xml:space="preserve">Section</w:t>
             </w:r>
           </w:p>
         </w:tc>
@@ -3588,7 +3405,7 @@
               <w:rPr>
                 <w:b/>
               </w:rPr>
-              <w:t xml:space="preserve">Selected</w:t>
+              <w:t xml:space="preserve">Pages</w:t>
             </w:r>
           </w:p>
         </w:tc>
@@ -3602,7 +3419,7 @@
               <w:rPr>
                 <w:b/>
               </w:rPr>
-              <w:t xml:space="preserve">Validation RMSE</w:t>
+              <w:t xml:space="preserve">Content</w:t>
             </w:r>
           </w:p>
         </w:tc>
@@ -3615,53 +3432,29 @@
               <w:pStyle w:val="Compact"/>
             </w:pPr>
             <w:r>
-              <w:t xml:space="preserve">XGBoost</w:t>
-            </w:r>
-          </w:p>
-        </w:tc>
-        <w:tc>
-          <w:tcPr/>
-          <w:p>
-            <w:pPr>
-              <w:pStyle w:val="Compact"/>
-            </w:pPr>
-            <w:r>
-              <w:rPr>
-                <w:rStyle w:val="VerbatimChar"/>
-              </w:rPr>
-              <w:t xml:space="preserve">max_depth</w:t>
-            </w:r>
-            <w:r>
-              <w:t xml:space="preserve"> </w:t>
-            </w:r>
-            <w:r>
-              <w:t xml:space="preserve">4,</w:t>
-            </w:r>
-            <w:r>
-              <w:t xml:space="preserve"> </w:t>
-            </w:r>
-            <w:r>
-              <w:rPr>
-                <w:rStyle w:val="VerbatimChar"/>
-              </w:rPr>
-              <w:t xml:space="preserve">learning_rate</w:t>
-            </w:r>
-            <w:r>
-              <w:t xml:space="preserve"> </w:t>
-            </w:r>
-            <w:r>
-              <w:t xml:space="preserve">0.05 (best round 549)</w:t>
-            </w:r>
-          </w:p>
-        </w:tc>
-        <w:tc>
-          <w:tcPr/>
-          <w:p>
-            <w:pPr>
-              <w:pStyle w:val="Compact"/>
-            </w:pPr>
-            <w:r>
-              <w:t xml:space="preserve">14.6408</w:t>
+              <w:t xml:space="preserve">4.2.1 (end)</w:t>
+            </w:r>
+          </w:p>
+        </w:tc>
+        <w:tc>
+          <w:tcPr/>
+          <w:p>
+            <w:pPr>
+              <w:pStyle w:val="Compact"/>
+            </w:pPr>
+            <w:r>
+              <w:t xml:space="preserve">59 to 61</w:t>
+            </w:r>
+          </w:p>
+        </w:tc>
+        <w:tc>
+          <w:tcPr/>
+          <w:p>
+            <w:pPr>
+              <w:pStyle w:val="Compact"/>
+            </w:pPr>
+            <w:r>
+              <w:t xml:space="preserve">Alignment formula, artist-aware split</w:t>
             </w:r>
           </w:p>
         </w:tc>
@@ -3674,53 +3467,150 @@
               <w:pStyle w:val="Compact"/>
             </w:pPr>
             <w:r>
-              <w:t xml:space="preserve">Random Forest</w:t>
-            </w:r>
-          </w:p>
-        </w:tc>
-        <w:tc>
-          <w:tcPr/>
-          <w:p>
-            <w:pPr>
-              <w:pStyle w:val="Compact"/>
-            </w:pPr>
-            <w:r>
-              <w:rPr>
-                <w:rStyle w:val="VerbatimChar"/>
-              </w:rPr>
-              <w:t xml:space="preserve">n_estimators</w:t>
+              <w:t xml:space="preserve">4.2.2</w:t>
+            </w:r>
+          </w:p>
+        </w:tc>
+        <w:tc>
+          <w:tcPr/>
+          <w:p>
+            <w:pPr>
+              <w:pStyle w:val="Compact"/>
+            </w:pPr>
+            <w:r>
+              <w:t xml:space="preserve">61 to 66</w:t>
+            </w:r>
+          </w:p>
+        </w:tc>
+        <w:tc>
+          <w:tcPr/>
+          <w:p>
+            <w:pPr>
+              <w:pStyle w:val="Compact"/>
+            </w:pPr>
+            <w:r>
+              <w:t xml:space="preserve">Algorithms, hyperparameter grids (p. 63), model ladder (Table 5), metrics</w:t>
+            </w:r>
+          </w:p>
+        </w:tc>
+      </w:tr>
+      <w:tr>
+        <w:tc>
+          <w:tcPr/>
+          <w:p>
+            <w:pPr>
+              <w:pStyle w:val="Compact"/>
+            </w:pPr>
+            <w:r>
+              <w:t xml:space="preserve">4.9.1 to 4.9.2</w:t>
+            </w:r>
+          </w:p>
+        </w:tc>
+        <w:tc>
+          <w:tcPr/>
+          <w:p>
+            <w:pPr>
+              <w:pStyle w:val="Compact"/>
+            </w:pPr>
+            <w:r>
+              <w:t xml:space="preserve">79 to 81</w:t>
+            </w:r>
+          </w:p>
+        </w:tc>
+        <w:tc>
+          <w:tcPr/>
+          <w:p>
+            <w:pPr>
+              <w:pStyle w:val="Compact"/>
+            </w:pPr>
+            <w:r>
+              <w:t xml:space="preserve">Verification and robustness testing</w:t>
+            </w:r>
+          </w:p>
+        </w:tc>
+      </w:tr>
+      <w:tr>
+        <w:tc>
+          <w:tcPr/>
+          <w:p>
+            <w:pPr>
+              <w:pStyle w:val="Compact"/>
+            </w:pPr>
+            <w:r>
+              <w:t xml:space="preserve">4.9.3(A)</w:t>
+            </w:r>
+          </w:p>
+        </w:tc>
+        <w:tc>
+          <w:tcPr/>
+          <w:p>
+            <w:pPr>
+              <w:pStyle w:val="Compact"/>
+            </w:pPr>
+            <w:r>
+              <w:t xml:space="preserve">82 to 84</w:t>
+            </w:r>
+          </w:p>
+        </w:tc>
+        <w:tc>
+          <w:tcPr/>
+          <w:p>
+            <w:pPr>
+              <w:pStyle w:val="Compact"/>
+            </w:pPr>
+            <w:r>
+              <w:t xml:space="preserve">Bootstrap decision rule;</w:t>
             </w:r>
             <w:r>
               <w:t xml:space="preserve"> </w:t>
             </w:r>
             <w:r>
-              <w:t xml:space="preserve">500,</w:t>
+              <w:rPr>
+                <w:b/>
+                <w:bCs/>
+              </w:rPr>
+              <w:t xml:space="preserve">Table 11</w:t>
             </w:r>
             <w:r>
               <w:t xml:space="preserve"> </w:t>
             </w:r>
             <w:r>
-              <w:rPr>
-                <w:rStyle w:val="VerbatimChar"/>
-              </w:rPr>
-              <w:t xml:space="preserve">min_samples_leaf</w:t>
-            </w:r>
-            <w:r>
-              <w:t xml:space="preserve"> </w:t>
-            </w:r>
-            <w:r>
-              <w:t xml:space="preserve">5</w:t>
-            </w:r>
-          </w:p>
-        </w:tc>
-        <w:tc>
-          <w:tcPr/>
-          <w:p>
-            <w:pPr>
-              <w:pStyle w:val="Compact"/>
-            </w:pPr>
-            <w:r>
-              <w:t xml:space="preserve">14.7127</w:t>
+              <w:t xml:space="preserve">(p. 83), the expected ranges set before training</w:t>
+            </w:r>
+          </w:p>
+        </w:tc>
+      </w:tr>
+      <w:tr>
+        <w:tc>
+          <w:tcPr/>
+          <w:p>
+            <w:pPr>
+              <w:pStyle w:val="Compact"/>
+            </w:pPr>
+            <w:r>
+              <w:t xml:space="preserve">4.9.3(C)</w:t>
+            </w:r>
+          </w:p>
+        </w:tc>
+        <w:tc>
+          <w:tcPr/>
+          <w:p>
+            <w:pPr>
+              <w:pStyle w:val="Compact"/>
+            </w:pPr>
+            <w:r>
+              <w:t xml:space="preserve">84 to 86</w:t>
+            </w:r>
+          </w:p>
+        </w:tc>
+        <w:tc>
+          <w:tcPr/>
+          <w:p>
+            <w:pPr>
+              <w:pStyle w:val="Compact"/>
+            </w:pPr>
+            <w:r>
+              <w:t xml:space="preserve">Your role</w:t>
             </w:r>
           </w:p>
         </w:tc>
@@ -3731,11 +3621,1524 @@
         <w:pStyle w:val="BodyText"/>
       </w:pPr>
       <w:r>
+        <w:rPr>
+          <w:b/>
+          <w:bCs/>
+        </w:rPr>
+        <w:t xml:space="preserve">Correction:</w:t>
+      </w:r>
+      <w:r>
+        <w:t xml:space="preserve"> </w:t>
+      </w:r>
+      <w:r>
+        <w:t xml:space="preserve">p. 61 calls the audio descriptors "self-computed". They are not. The models use the descriptors Spotify supplies in the dataset (see Section 4.3, p. 66).</w:t>
+      </w:r>
+    </w:p>
+    <w:bookmarkEnd w:id="26"/>
+    <w:bookmarkStart w:id="27" w:name="step-2-read-the-code-20-minutes"/>
+    <w:p>
+      <w:pPr>
+        <w:pStyle w:val="Heading3"/>
+      </w:pPr>
+      <w:r>
+        <w:t xml:space="preserve">Step 2. Read the code (20 minutes)</w:t>
+      </w:r>
+    </w:p>
+    <w:p>
+      <w:pPr>
+        <w:pStyle w:val="FirstParagraph"/>
+      </w:pPr>
+      <w:r>
+        <w:t xml:space="preserve">All in</w:t>
+      </w:r>
+      <w:r>
+        <w:t xml:space="preserve"> </w:t>
+      </w:r>
+      <w:r>
+        <w:rPr>
+          <w:rStyle w:val="VerbatimChar"/>
+        </w:rPr>
+        <w:t xml:space="preserve">notebooks/</w:t>
+      </w:r>
+      <w:r>
+        <w:t xml:space="preserve">. Each notebook reads what the previous one wrote to</w:t>
+      </w:r>
+      <w:r>
+        <w:t xml:space="preserve"> </w:t>
+      </w:r>
+      <w:r>
+        <w:rPr>
+          <w:rStyle w:val="VerbatimChar"/>
+        </w:rPr>
+        <w:t xml:space="preserve">notebooks/artifacts/</w:t>
+      </w:r>
+      <w:r>
+        <w:t xml:space="preserve">.</w:t>
+      </w:r>
+    </w:p>
+    <w:tbl>
+      <w:tblPr>
+        <w:tblStyle w:val="Table"/>
+        <w:tblW w:type="auto" w:w="0"/>
+        <w:tblLook w:firstRow="1" w:lastRow="0" w:firstColumn="0" w:lastColumn="0" w:noHBand="0" w:noVBand="0" w:val="0020"/>
+        <w:tblBorders>
+          <w:top w:val="single" w:sz="4" w:space="0" w:color="999999"/>
+          <w:left w:val="single" w:sz="4" w:space="0" w:color="999999"/>
+          <w:bottom w:val="single" w:sz="4" w:space="0" w:color="999999"/>
+          <w:right w:val="single" w:sz="4" w:space="0" w:color="999999"/>
+          <w:insideH w:val="single" w:sz="4" w:space="0" w:color="999999"/>
+          <w:insideV w:val="single" w:sz="4" w:space="0" w:color="999999"/>
+        </w:tblBorders>
+      </w:tblPr>
+      <w:tblGrid>
+        <w:gridCol w:w="3960"/>
+        <w:gridCol w:w="3960"/>
+      </w:tblGrid>
+      <w:tr>
+        <w:trPr>
+          <w:tblHeader w:val="on"/>
+        </w:trPr>
+        <w:tc>
+          <w:tcPr/>
+          <w:p>
+            <w:pPr>
+              <w:pStyle w:val="Compact"/>
+            </w:pPr>
+            <w:r>
+              <w:rPr>
+                <w:b/>
+              </w:rPr>
+              <w:t xml:space="preserve">File</w:t>
+            </w:r>
+          </w:p>
+        </w:tc>
+        <w:tc>
+          <w:tcPr/>
+          <w:p>
+            <w:pPr>
+              <w:pStyle w:val="Compact"/>
+            </w:pPr>
+            <w:r>
+              <w:rPr>
+                <w:b/>
+              </w:rPr>
+              <w:t xml:space="preserve">Content</w:t>
+            </w:r>
+          </w:p>
+        </w:tc>
+      </w:tr>
+      <w:tr>
+        <w:tc>
+          <w:tcPr/>
+          <w:p>
+            <w:pPr>
+              <w:pStyle w:val="Compact"/>
+            </w:pPr>
+            <w:r>
+              <w:rPr>
+                <w:rStyle w:val="VerbatimChar"/>
+              </w:rPr>
+              <w:t xml:space="preserve">modeling_config.py</w:t>
+            </w:r>
+          </w:p>
+        </w:tc>
+        <w:tc>
+          <w:tcPr/>
+          <w:p>
+            <w:pPr>
+              <w:pStyle w:val="Compact"/>
+            </w:pPr>
+            <w:r>
+              <w:t xml:space="preserve">Start here. Feature lists, the model ladder, forbidden columns, metric functions, the split function</w:t>
+            </w:r>
+          </w:p>
+        </w:tc>
+      </w:tr>
+      <w:tr>
+        <w:tc>
+          <w:tcPr/>
+          <w:p>
+            <w:pPr>
+              <w:pStyle w:val="Compact"/>
+            </w:pPr>
+            <w:r>
+              <w:rPr>
+                <w:rStyle w:val="VerbatimChar"/>
+              </w:rPr>
+              <w:t xml:space="preserve">5_splits.ipynb</w:t>
+            </w:r>
+          </w:p>
+        </w:tc>
+        <w:tc>
+          <w:tcPr/>
+          <w:p>
+            <w:pPr>
+              <w:pStyle w:val="Compact"/>
+            </w:pPr>
+            <w:r>
+              <w:t xml:space="preserve">Artist-disjoint 70/15/15 split, with assertions</w:t>
+            </w:r>
+          </w:p>
+        </w:tc>
+      </w:tr>
+      <w:tr>
+        <w:tc>
+          <w:tcPr/>
+          <w:p>
+            <w:pPr>
+              <w:pStyle w:val="Compact"/>
+            </w:pPr>
+            <w:r>
+              <w:rPr>
+                <w:rStyle w:val="VerbatimChar"/>
+              </w:rPr>
+              <w:t xml:space="preserve">6_tuning.ipynb</w:t>
+            </w:r>
+          </w:p>
+        </w:tc>
+        <w:tc>
+          <w:tcPr/>
+          <w:p>
+            <w:pPr>
+              <w:pStyle w:val="Compact"/>
+            </w:pPr>
+            <w:r>
+              <w:t xml:space="preserve">Both grid searches</w:t>
+            </w:r>
+          </w:p>
+        </w:tc>
+      </w:tr>
+      <w:tr>
+        <w:tc>
+          <w:tcPr/>
+          <w:p>
+            <w:pPr>
+              <w:pStyle w:val="Compact"/>
+            </w:pPr>
+            <w:r>
+              <w:rPr>
+                <w:rStyle w:val="VerbatimChar"/>
+              </w:rPr>
+              <w:t xml:space="preserve">7_model_ladder.ipynb</w:t>
+            </w:r>
+          </w:p>
+        </w:tc>
+        <w:tc>
+          <w:tcPr/>
+          <w:p>
+            <w:pPr>
+              <w:pStyle w:val="Compact"/>
+            </w:pPr>
+            <w:r>
+              <w:t xml:space="preserve">The nine models, verification cell, bootstrap. Headline figures come from here</w:t>
+            </w:r>
+          </w:p>
+        </w:tc>
+      </w:tr>
+      <w:tr>
+        <w:tc>
+          <w:tcPr/>
+          <w:p>
+            <w:pPr>
+              <w:pStyle w:val="Compact"/>
+            </w:pPr>
+            <w:r>
+              <w:rPr>
+                <w:rStyle w:val="VerbatimChar"/>
+              </w:rPr>
+              <w:t xml:space="preserve">8_shap.ipynb</w:t>
+            </w:r>
+          </w:p>
+        </w:tc>
+        <w:tc>
+          <w:tcPr/>
+          <w:p>
+            <w:pPr>
+              <w:pStyle w:val="Compact"/>
+            </w:pPr>
+            <w:r>
+              <w:t xml:space="preserve">SHAP on the XGBoost Alignment-Augmented model</w:t>
+            </w:r>
+          </w:p>
+        </w:tc>
+      </w:tr>
+      <w:tr>
+        <w:tc>
+          <w:tcPr/>
+          <w:p>
+            <w:pPr>
+              <w:pStyle w:val="Compact"/>
+            </w:pPr>
+            <w:r>
+              <w:rPr>
+                <w:rStyle w:val="VerbatimChar"/>
+              </w:rPr>
+              <w:t xml:space="preserve">9_robustness.ipynb</w:t>
+            </w:r>
+          </w:p>
+        </w:tc>
+        <w:tc>
+          <w:tcPr/>
+          <w:p>
+            <w:pPr>
+              <w:pStyle w:val="Compact"/>
+            </w:pPr>
+            <w:r>
+              <w:t xml:space="preserve">Seed, CV, hyperparameter and cross-algorithm checks</w:t>
+            </w:r>
+          </w:p>
+        </w:tc>
+      </w:tr>
+    </w:tbl>
+    <w:p>
+      <w:pPr>
+        <w:pStyle w:val="BodyText"/>
+      </w:pPr>
+      <w:r>
+        <w:t xml:space="preserve">Check these three things in the code:</w:t>
+      </w:r>
+    </w:p>
+    <w:p>
+      <w:pPr>
+        <w:pStyle w:val="Compact"/>
+        <w:numPr>
+          <w:ilvl w:val="0"/>
+          <w:numId w:val="1012"/>
+        </w:numPr>
+      </w:pPr>
+      <w:r>
+        <w:t xml:space="preserve">Control's columns exclude</w:t>
+      </w:r>
+      <w:r>
+        <w:t xml:space="preserve"> </w:t>
+      </w:r>
+      <w:r>
+        <w:rPr>
+          <w:rStyle w:val="VerbatimChar"/>
+        </w:rPr>
+        <w:t xml:space="preserve">alignment_gap</w:t>
+      </w:r>
+      <w:r>
+        <w:t xml:space="preserve"> </w:t>
+      </w:r>
+      <w:r>
+        <w:t xml:space="preserve">(asserted in notebook 7's verification cell).</w:t>
+      </w:r>
+    </w:p>
+    <w:p>
+      <w:pPr>
+        <w:pStyle w:val="Compact"/>
+        <w:numPr>
+          <w:ilvl w:val="0"/>
+          <w:numId w:val="1012"/>
+        </w:numPr>
+      </w:pPr>
+      <w:r>
+        <w:t xml:space="preserve">R², RMSE and MAE are computed by hand in</w:t>
+      </w:r>
+      <w:r>
+        <w:t xml:space="preserve"> </w:t>
+      </w:r>
+      <w:r>
+        <w:rPr>
+          <w:rStyle w:val="VerbatimChar"/>
+        </w:rPr>
+        <w:t xml:space="preserve">regression_metrics</w:t>
+      </w:r>
+      <w:r>
+        <w:t xml:space="preserve">, not by a library call.</w:t>
+      </w:r>
+    </w:p>
+    <w:p>
+      <w:pPr>
+        <w:pStyle w:val="Compact"/>
+        <w:numPr>
+          <w:ilvl w:val="0"/>
+          <w:numId w:val="1012"/>
+        </w:numPr>
+      </w:pPr>
+      <w:r>
+        <w:rPr>
+          <w:rStyle w:val="VerbatimChar"/>
+        </w:rPr>
+        <w:t xml:space="preserve">paired_bootstrap_delta_r2</w:t>
+      </w:r>
+      <w:r>
+        <w:t xml:space="preserve"> </w:t>
+      </w:r>
+      <w:r>
+        <w:t xml:space="preserve">(notebook 7) scores both models on the same resampled rows.</w:t>
+      </w:r>
+    </w:p>
+    <w:bookmarkEnd w:id="27"/>
+    <w:bookmarkStart w:id="28" w:name="step-3-reproduce-the-results-optional"/>
+    <w:p>
+      <w:pPr>
+        <w:pStyle w:val="Heading3"/>
+      </w:pPr>
+      <w:r>
+        <w:t xml:space="preserve">Step 3. Reproduce the results (optional)</w:t>
+      </w:r>
+    </w:p>
+    <w:p>
+      <w:pPr>
+        <w:pStyle w:val="FirstParagraph"/>
+      </w:pPr>
+      <w:r>
+        <w:rPr>
+          <w:b/>
+          <w:bCs/>
+        </w:rPr>
+        <w:t xml:space="preserve">Quick check (2 minutes).</w:t>
+      </w:r>
+      <w:r>
+        <w:t xml:space="preserve"> </w:t>
+      </w:r>
+      <w:r>
+        <w:t xml:space="preserve">Retrains the main model and compares it with notebook 7's saved test predictions:</w:t>
+      </w:r>
+    </w:p>
+    <w:p>
+      <w:pPr>
+        <w:pStyle w:val="SourceCode"/>
+      </w:pPr>
+      <w:r>
+        <w:rPr>
+          <w:rStyle w:val="ExtensionTok"/>
+        </w:rPr>
+        <w:t xml:space="preserve">uv</w:t>
+      </w:r>
+      <w:r>
+        <w:rPr>
+          <w:rStyle w:val="NormalTok"/>
+        </w:rPr>
+        <w:t xml:space="preserve"> run python scripts/export_popularity_model.py</w:t>
+      </w:r>
+    </w:p>
+    <w:p>
+      <w:pPr>
+        <w:pStyle w:val="FirstParagraph"/>
+      </w:pPr>
+      <w:r>
+        <w:t xml:space="preserve">Expected output:</w:t>
+      </w:r>
+    </w:p>
+    <w:p>
+      <w:pPr>
+        <w:pStyle w:val="SourceCode"/>
+      </w:pPr>
+      <w:r>
+        <w:rPr>
+          <w:rStyle w:val="VerbatimChar"/>
+        </w:rPr>
+        <w:t xml:space="preserve">trained on 179,218 rows, 25 features, stopped at round 517</w:t>
+      </w:r>
+      <w:r>
+        <w:br/>
+      </w:r>
+      <w:r>
+        <w:rPr>
+          <w:rStyle w:val="VerbatimChar"/>
+        </w:rPr>
+        <w:t xml:space="preserve">test R2 +0.06783  RMSE 15.0927  MAE 12.1144</w:t>
+      </w:r>
+      <w:r>
+        <w:br/>
+      </w:r>
+      <w:r>
+        <w:rPr>
+          <w:rStyle w:val="VerbatimChar"/>
+        </w:rPr>
+        <w:t xml:space="preserve">max |retrained - notebook 7| over 37,632 test tracks: ~1e-06</w:t>
+      </w:r>
+      <w:r>
+        <w:br/>
+      </w:r>
+      <w:r>
+        <w:rPr>
+          <w:rStyle w:val="VerbatimChar"/>
+        </w:rPr>
+        <w:t xml:space="preserve">wrote models/popularity/xgboost_alignment_augmented.json</w:t>
+      </w:r>
+      <w:r>
+        <w:br/>
+      </w:r>
+      <w:r>
+        <w:rPr>
+          <w:rStyle w:val="VerbatimChar"/>
+        </w:rPr>
+        <w:t xml:space="preserve">wrote models/popularity/model_metadata.json</w:t>
+      </w:r>
+    </w:p>
+    <w:p>
+      <w:pPr>
+        <w:pStyle w:val="FirstParagraph"/>
+      </w:pPr>
+      <w:r>
+        <w:t xml:space="preserve">A difference near 10⁻⁶ is float32 rounding. Above 10⁻⁴, the script prints</w:t>
+      </w:r>
+      <w:r>
+        <w:t xml:space="preserve"> </w:t>
+      </w:r>
+      <w:r>
+        <w:rPr>
+          <w:rStyle w:val="VerbatimChar"/>
+        </w:rPr>
+        <w:t xml:space="preserve">FAIL</w:t>
+      </w:r>
+      <w:r>
+        <w:t xml:space="preserve"> </w:t>
+      </w:r>
+      <w:r>
+        <w:t xml:space="preserve">and writes nothing. Our last run (16 October 2026) gave 1.9 × 10⁻⁶. Stopping at round 517 rather than 549 is expected: 549 is where Control stopped during tuning, and each model early-stops on its own.</w:t>
+      </w:r>
+    </w:p>
+    <w:p>
+      <w:pPr>
+        <w:pStyle w:val="BodyText"/>
+      </w:pPr>
+      <w:r>
+        <w:rPr>
+          <w:b/>
+          <w:bCs/>
+        </w:rPr>
+        <w:t xml:space="preserve">Full check (about 40 minutes).</w:t>
+      </w:r>
+      <w:r>
+        <w:t xml:space="preserve"> </w:t>
+      </w:r>
+      <w:r>
+        <w:t xml:space="preserve">Run notebooks 5 to 9 in order, using Run All in Jupyter or VS Code, or:</w:t>
+      </w:r>
+    </w:p>
+    <w:p>
+      <w:pPr>
+        <w:pStyle w:val="SourceCode"/>
+      </w:pPr>
+      <w:r>
+        <w:rPr>
+          <w:rStyle w:val="ControlFlowTok"/>
+        </w:rPr>
+        <w:t xml:space="preserve">for</w:t>
+      </w:r>
+      <w:r>
+        <w:rPr>
+          <w:rStyle w:val="NormalTok"/>
+        </w:rPr>
+        <w:t xml:space="preserve"> nb </w:t>
+      </w:r>
+      <w:r>
+        <w:rPr>
+          <w:rStyle w:val="KeywordTok"/>
+        </w:rPr>
+        <w:t xml:space="preserve">in</w:t>
+      </w:r>
+      <w:r>
+        <w:rPr>
+          <w:rStyle w:val="NormalTok"/>
+        </w:rPr>
+        <w:t xml:space="preserve"> 5_splits 6_tuning 7_model_ladder 8_shap 9_robustness</w:t>
+      </w:r>
+      <w:r>
+        <w:rPr>
+          <w:rStyle w:val="KeywordTok"/>
+        </w:rPr>
+        <w:t xml:space="preserve">;</w:t>
+      </w:r>
+      <w:r>
+        <w:rPr>
+          <w:rStyle w:val="NormalTok"/>
+        </w:rPr>
+        <w:t xml:space="preserve"> </w:t>
+      </w:r>
+      <w:r>
+        <w:rPr>
+          <w:rStyle w:val="ControlFlowTok"/>
+        </w:rPr>
+        <w:t xml:space="preserve">do</w:t>
+      </w:r>
+      <w:r>
+        <w:br/>
+      </w:r>
+      <w:r>
+        <w:rPr>
+          <w:rStyle w:val="NormalTok"/>
+        </w:rPr>
+        <w:t xml:space="preserve">  </w:t>
+      </w:r>
+      <w:r>
+        <w:rPr>
+          <w:rStyle w:val="ExtensionTok"/>
+        </w:rPr>
+        <w:t xml:space="preserve">uv</w:t>
+      </w:r>
+      <w:r>
+        <w:rPr>
+          <w:rStyle w:val="NormalTok"/>
+        </w:rPr>
+        <w:t xml:space="preserve"> run </w:t>
+      </w:r>
+      <w:r>
+        <w:rPr>
+          <w:rStyle w:val="AttributeTok"/>
+        </w:rPr>
+        <w:t xml:space="preserve">--with</w:t>
+      </w:r>
+      <w:r>
+        <w:rPr>
+          <w:rStyle w:val="NormalTok"/>
+        </w:rPr>
+        <w:t xml:space="preserve"> nbconvert </w:t>
+      </w:r>
+      <w:r>
+        <w:rPr>
+          <w:rStyle w:val="AttributeTok"/>
+        </w:rPr>
+        <w:t xml:space="preserve">--with</w:t>
+      </w:r>
+      <w:r>
+        <w:rPr>
+          <w:rStyle w:val="NormalTok"/>
+        </w:rPr>
+        <w:t xml:space="preserve"> ipykernel jupyter nbconvert </w:t>
+      </w:r>
+      <w:r>
+        <w:rPr>
+          <w:rStyle w:val="DataTypeTok"/>
+        </w:rPr>
+        <w:t xml:space="preserve">\</w:t>
+      </w:r>
+      <w:r>
+        <w:br/>
+      </w:r>
+      <w:r>
+        <w:rPr>
+          <w:rStyle w:val="NormalTok"/>
+        </w:rPr>
+        <w:t xml:space="preserve">    </w:t>
+      </w:r>
+      <w:r>
+        <w:rPr>
+          <w:rStyle w:val="AttributeTok"/>
+        </w:rPr>
+        <w:t xml:space="preserve">--to</w:t>
+      </w:r>
+      <w:r>
+        <w:rPr>
+          <w:rStyle w:val="NormalTok"/>
+        </w:rPr>
+        <w:t xml:space="preserve"> notebook </w:t>
+      </w:r>
+      <w:r>
+        <w:rPr>
+          <w:rStyle w:val="AttributeTok"/>
+        </w:rPr>
+        <w:t xml:space="preserve">--execute</w:t>
+      </w:r>
+      <w:r>
+        <w:rPr>
+          <w:rStyle w:val="NormalTok"/>
+        </w:rPr>
+        <w:t xml:space="preserve"> </w:t>
+      </w:r>
+      <w:r>
+        <w:rPr>
+          <w:rStyle w:val="AttributeTok"/>
+        </w:rPr>
+        <w:t xml:space="preserve">--inplace</w:t>
+      </w:r>
+      <w:r>
+        <w:rPr>
+          <w:rStyle w:val="NormalTok"/>
+        </w:rPr>
+        <w:t xml:space="preserve"> </w:t>
+      </w:r>
+      <w:r>
+        <w:rPr>
+          <w:rStyle w:val="StringTok"/>
+        </w:rPr>
+        <w:t xml:space="preserve">"notebooks/</w:t>
+      </w:r>
+      <w:r>
+        <w:rPr>
+          <w:rStyle w:val="VariableTok"/>
+        </w:rPr>
+        <w:t xml:space="preserve">$nb</w:t>
+      </w:r>
+      <w:r>
+        <w:rPr>
+          <w:rStyle w:val="StringTok"/>
+        </w:rPr>
+        <w:t xml:space="preserve">.ipynb"</w:t>
+      </w:r>
+      <w:r>
+        <w:br/>
+      </w:r>
+      <w:r>
+        <w:rPr>
+          <w:rStyle w:val="ControlFlowTok"/>
+        </w:rPr>
+        <w:t xml:space="preserve">done</w:t>
+      </w:r>
+    </w:p>
+    <w:p>
+      <w:pPr>
+        <w:pStyle w:val="FirstParagraph"/>
+      </w:pPr>
+      <w:r>
+        <w:t xml:space="preserve">(In PowerShell, run the</w:t>
+      </w:r>
+      <w:r>
+        <w:t xml:space="preserve"> </w:t>
+      </w:r>
+      <w:r>
+        <w:rPr>
+          <w:rStyle w:val="VerbatimChar"/>
+        </w:rPr>
+        <w:t xml:space="preserve">uv run</w:t>
+      </w:r>
+      <w:r>
+        <w:t xml:space="preserve"> </w:t>
+      </w:r>
+      <w:r>
+        <w:t xml:space="preserve">line once per notebook.) Compare the new values with Section 7. R² should match to 4 decimal places, RMSE and MAE to 2.</w:t>
+      </w:r>
+    </w:p>
+    <w:bookmarkEnd w:id="28"/>
+    <w:bookmarkStart w:id="29" w:name="step-4-judge-the-configuration"/>
+    <w:p>
+      <w:pPr>
+        <w:pStyle w:val="Heading3"/>
+      </w:pPr>
+      <w:r>
+        <w:t xml:space="preserve">Step 4. Judge the configuration</w:t>
+      </w:r>
+    </w:p>
+    <w:p>
+      <w:pPr>
+        <w:pStyle w:val="FirstParagraph"/>
+      </w:pPr>
+      <w:r>
+        <w:t xml:space="preserve">Evidence:</w:t>
+      </w:r>
+      <w:r>
+        <w:t xml:space="preserve"> </w:t>
+      </w:r>
+      <w:r>
+        <w:rPr>
+          <w:rStyle w:val="VerbatimChar"/>
+        </w:rPr>
+        <w:t xml:space="preserve">tuning_results.csv</w:t>
+      </w:r>
+      <w:r>
+        <w:t xml:space="preserve">,</w:t>
+      </w:r>
+      <w:r>
+        <w:t xml:space="preserve"> </w:t>
+      </w:r>
+      <w:r>
+        <w:rPr>
+          <w:rStyle w:val="VerbatimChar"/>
+        </w:rPr>
+        <w:t xml:space="preserve">config_xgb.json</w:t>
+      </w:r>
+      <w:r>
+        <w:t xml:space="preserve">,</w:t>
+      </w:r>
+      <w:r>
+        <w:t xml:space="preserve"> </w:t>
+      </w:r>
+      <w:r>
+        <w:rPr>
+          <w:rStyle w:val="VerbatimChar"/>
+        </w:rPr>
+        <w:t xml:space="preserve">config_rf.json</w:t>
+      </w:r>
+      <w:r>
+        <w:t xml:space="preserve">, and Section 8.</w:t>
+      </w:r>
+    </w:p>
+    <w:p>
+      <w:pPr>
+        <w:pStyle w:val="Compact"/>
+        <w:numPr>
+          <w:ilvl w:val="0"/>
+          <w:numId w:val="1013"/>
+        </w:numPr>
+      </w:pPr>
+      <w:r>
+        <w:t xml:space="preserve">XGBoost grid:</w:t>
+      </w:r>
+      <w:r>
+        <w:t xml:space="preserve"> </w:t>
+      </w:r>
+      <w:r>
+        <w:rPr>
+          <w:rStyle w:val="VerbatimChar"/>
+        </w:rPr>
+        <w:t xml:space="preserve">max_depth</w:t>
+      </w:r>
+      <w:r>
+        <w:t xml:space="preserve"> </w:t>
+      </w:r>
+      <w:r>
+        <w:t xml:space="preserve">{4, 6, 8} ×</w:t>
+      </w:r>
+      <w:r>
+        <w:t xml:space="preserve"> </w:t>
+      </w:r>
+      <w:r>
+        <w:rPr>
+          <w:rStyle w:val="VerbatimChar"/>
+        </w:rPr>
+        <w:t xml:space="preserve">learning_rate</w:t>
+      </w:r>
+      <w:r>
+        <w:t xml:space="preserve"> </w:t>
+      </w:r>
+      <w:r>
+        <w:t xml:space="preserve">{0.01, 0.05, 0.1}, up to 1,000 rounds with 50-round early stopping,</w:t>
+      </w:r>
+      <w:r>
+        <w:t xml:space="preserve"> </w:t>
+      </w:r>
+      <w:r>
+        <w:rPr>
+          <w:rStyle w:val="VerbatimChar"/>
+        </w:rPr>
+        <w:t xml:space="preserve">subsample</w:t>
+      </w:r>
+      <w:r>
+        <w:t xml:space="preserve"> </w:t>
+      </w:r>
+      <w:r>
+        <w:t xml:space="preserve">and</w:t>
+      </w:r>
+      <w:r>
+        <w:t xml:space="preserve"> </w:t>
+      </w:r>
+      <w:r>
+        <w:rPr>
+          <w:rStyle w:val="VerbatimChar"/>
+        </w:rPr>
+        <w:t xml:space="preserve">colsample_bytree</w:t>
+      </w:r>
+      <w:r>
+        <w:t xml:space="preserve"> </w:t>
+      </w:r>
+      <w:r>
+        <w:t xml:space="preserve">fixed at 0.8. Reasonable for 179,000 rows and 25 features?</w:t>
+      </w:r>
+    </w:p>
+    <w:p>
+      <w:pPr>
+        <w:pStyle w:val="Compact"/>
+        <w:numPr>
+          <w:ilvl w:val="0"/>
+          <w:numId w:val="1013"/>
+        </w:numPr>
+      </w:pPr>
+      <w:r>
+        <w:t xml:space="preserve">Random Forest grid:</w:t>
+      </w:r>
+      <w:r>
+        <w:t xml:space="preserve"> </w:t>
+      </w:r>
+      <w:r>
+        <w:rPr>
+          <w:rStyle w:val="VerbatimChar"/>
+        </w:rPr>
+        <w:t xml:space="preserve">n_estimators</w:t>
+      </w:r>
+      <w:r>
+        <w:t xml:space="preserve"> </w:t>
+      </w:r>
+      <w:r>
+        <w:t xml:space="preserve">{200, 500} ×</w:t>
+      </w:r>
+      <w:r>
+        <w:t xml:space="preserve"> </w:t>
+      </w:r>
+      <w:r>
+        <w:rPr>
+          <w:rStyle w:val="VerbatimChar"/>
+        </w:rPr>
+        <w:t xml:space="preserve">min_samples_leaf</w:t>
+      </w:r>
+      <w:r>
+        <w:t xml:space="preserve"> </w:t>
+      </w:r>
+      <w:r>
+        <w:t xml:space="preserve">{1, 5}, unlimited depth,</w:t>
+      </w:r>
+      <w:r>
+        <w:t xml:space="preserve"> </w:t>
+      </w:r>
+      <w:r>
+        <w:rPr>
+          <w:rStyle w:val="VerbatimChar"/>
+        </w:rPr>
+        <w:t xml:space="preserve">max_features</w:t>
+      </w:r>
+      <w:r>
+        <w:t xml:space="preserve"> </w:t>
+      </w:r>
+      <w:r>
+        <w:t xml:space="preserve">= ⌊p/3⌋. Reasonable?</w:t>
+      </w:r>
+    </w:p>
+    <w:p>
+      <w:pPr>
+        <w:pStyle w:val="Compact"/>
+        <w:numPr>
+          <w:ilvl w:val="0"/>
+          <w:numId w:val="1013"/>
+        </w:numPr>
+      </w:pPr>
+      <w:r>
+        <w:t xml:space="preserve">Is one fixed 15% validation partition, instead of k-fold CV, acceptable at this scale?</w:t>
+      </w:r>
+    </w:p>
+    <w:p>
+      <w:pPr>
+        <w:pStyle w:val="Compact"/>
+        <w:numPr>
+          <w:ilvl w:val="0"/>
+          <w:numId w:val="1013"/>
+        </w:numPr>
+      </w:pPr>
+      <w:r>
+        <w:t xml:space="preserve">Is tuning on Control and reusing that configuration for every model fair?</w:t>
+      </w:r>
+    </w:p>
+    <w:bookmarkEnd w:id="29"/>
+    <w:bookmarkStart w:id="30" w:name="step-5-judge-the-derivation"/>
+    <w:p>
+      <w:pPr>
+        <w:pStyle w:val="Heading3"/>
+      </w:pPr>
+      <w:r>
+        <w:t xml:space="preserve">Step 5. Judge the derivation</w:t>
+      </w:r>
+    </w:p>
+    <w:p>
+      <w:pPr>
+        <w:pStyle w:val="FirstParagraph"/>
+      </w:pPr>
+      <w:r>
+        <w:t xml:space="preserve">Evidence: your Step 3 run (or Section 7), notebook 7's verification cell, notebook 5's assertions.</w:t>
+      </w:r>
+    </w:p>
+    <w:p>
+      <w:pPr>
+        <w:pStyle w:val="Compact"/>
+        <w:numPr>
+          <w:ilvl w:val="0"/>
+          <w:numId w:val="1014"/>
+        </w:numPr>
+      </w:pPr>
+      <w:r>
+        <w:t xml:space="preserve">Do the figures reproduce?</w:t>
+      </w:r>
+    </w:p>
+    <w:p>
+      <w:pPr>
+        <w:pStyle w:val="Compact"/>
+        <w:numPr>
+          <w:ilvl w:val="0"/>
+          <w:numId w:val="1014"/>
+        </w:numPr>
+      </w:pPr>
+      <w:r>
+        <w:t xml:space="preserve">Is the split free of artist leakage?</w:t>
+      </w:r>
+    </w:p>
+    <w:p>
+      <w:pPr>
+        <w:pStyle w:val="Compact"/>
+        <w:numPr>
+          <w:ilvl w:val="0"/>
+          <w:numId w:val="1014"/>
+        </w:numPr>
+      </w:pPr>
+      <w:r>
+        <w:t xml:space="preserve">Is the paired bootstrap on ΔR² a valid decision rule here?</w:t>
+      </w:r>
+    </w:p>
+    <w:p>
+      <w:pPr>
+        <w:pStyle w:val="Compact"/>
+        <w:numPr>
+          <w:ilvl w:val="0"/>
+          <w:numId w:val="1014"/>
+        </w:numPr>
+      </w:pPr>
+      <w:r>
+        <w:t xml:space="preserve">Do the robustness results support "no detectable contribution"?</w:t>
+      </w:r>
+    </w:p>
+    <w:bookmarkEnd w:id="30"/>
+    <w:bookmarkStart w:id="31" w:name="step-6-fill-in-the-form"/>
+    <w:p>
+      <w:pPr>
+        <w:pStyle w:val="Heading3"/>
+      </w:pPr>
+      <w:r>
+        <w:t xml:space="preserve">Step 6. Fill in the form</w:t>
+      </w:r>
+    </w:p>
+    <w:p>
+      <w:pPr>
+        <w:pStyle w:val="FirstParagraph"/>
+      </w:pPr>
+      <w:r>
+        <w:t xml:space="preserve">Use Section 10. Short comments are fine. Explain any reservation or disagreement, since that is what we report.</w:t>
+      </w:r>
+    </w:p>
+    <w:p>
+      <w:r>
+        <w:pict>
+          <v:rect style="width:0;height:1.5pt" o:hralign="center" o:hrstd="t" o:hr="t"/>
+        </w:pict>
+      </w:r>
+    </w:p>
+    <w:bookmarkEnd w:id="31"/>
+    <w:bookmarkEnd w:id="32"/>
+    <w:bookmarkStart w:id="40" w:name="X854f46fa60f19fc480aca5beea001c50b5af7c6"/>
+    <w:p>
+      <w:pPr>
+        <w:pStyle w:val="Heading2"/>
+      </w:pPr>
+      <w:r>
+        <w:t xml:space="preserve">7. Reference figures</w:t>
+      </w:r>
+    </w:p>
+    <w:p>
+      <w:pPr>
+        <w:pStyle w:val="FirstParagraph"/>
+      </w:pPr>
+      <w:r>
+        <w:t xml:space="preserve">All from</w:t>
+      </w:r>
+      <w:r>
+        <w:t xml:space="preserve"> </w:t>
+      </w:r>
+      <w:r>
+        <w:rPr>
+          <w:rStyle w:val="VerbatimChar"/>
+        </w:rPr>
+        <w:t xml:space="preserve">notebooks/artifacts/</w:t>
+      </w:r>
+      <w:r>
+        <w:t xml:space="preserve">.</w:t>
+      </w:r>
+    </w:p>
+    <w:bookmarkStart w:id="33" w:name="split-manifestjson"/>
+    <w:p>
+      <w:pPr>
+        <w:pStyle w:val="Heading3"/>
+      </w:pPr>
+      <w:r>
+        <w:t xml:space="preserve">Split (</w:t>
+      </w:r>
+      <w:r>
+        <w:rPr>
+          <w:rStyle w:val="VerbatimChar"/>
+        </w:rPr>
+        <w:t xml:space="preserve">manifest.json</w:t>
+      </w:r>
+      <w:r>
+        <w:t xml:space="preserve">)</w:t>
+      </w:r>
+    </w:p>
+    <w:tbl>
+      <w:tblPr>
+        <w:tblStyle w:val="Table"/>
+        <w:tblW w:type="auto" w:w="0"/>
+        <w:tblLook w:firstRow="1" w:lastRow="0" w:firstColumn="0" w:lastColumn="0" w:noHBand="0" w:noVBand="0" w:val="0020"/>
+        <w:tblBorders>
+          <w:top w:val="single" w:sz="4" w:space="0" w:color="999999"/>
+          <w:left w:val="single" w:sz="4" w:space="0" w:color="999999"/>
+          <w:bottom w:val="single" w:sz="4" w:space="0" w:color="999999"/>
+          <w:right w:val="single" w:sz="4" w:space="0" w:color="999999"/>
+          <w:insideH w:val="single" w:sz="4" w:space="0" w:color="999999"/>
+          <w:insideV w:val="single" w:sz="4" w:space="0" w:color="999999"/>
+        </w:tblBorders>
+      </w:tblPr>
+      <w:tblGrid>
+        <w:gridCol w:w="1980"/>
+        <w:gridCol w:w="1980"/>
+        <w:gridCol w:w="1980"/>
+        <w:gridCol w:w="1980"/>
+      </w:tblGrid>
+      <w:tr>
+        <w:trPr>
+          <w:tblHeader w:val="on"/>
+        </w:trPr>
+        <w:tc>
+          <w:tcPr/>
+          <w:p>
+            <w:pPr>
+              <w:pStyle w:val="Compact"/>
+            </w:pPr>
+            <w:r>
+              <w:rPr>
+                <w:b/>
+              </w:rPr>
+              <w:t xml:space="preserve">Partition</w:t>
+            </w:r>
+          </w:p>
+        </w:tc>
+        <w:tc>
+          <w:tcPr/>
+          <w:p>
+            <w:pPr>
+              <w:pStyle w:val="Compact"/>
+            </w:pPr>
+            <w:r>
+              <w:rPr>
+                <w:b/>
+              </w:rPr>
+              <w:t xml:space="preserve">Tracks</w:t>
+            </w:r>
+          </w:p>
+        </w:tc>
+        <w:tc>
+          <w:tcPr/>
+          <w:p>
+            <w:pPr>
+              <w:pStyle w:val="Compact"/>
+            </w:pPr>
+            <w:r>
+              <w:rPr>
+                <w:b/>
+              </w:rPr>
+              <w:t xml:space="preserve">Share</w:t>
+            </w:r>
+          </w:p>
+        </w:tc>
+        <w:tc>
+          <w:tcPr/>
+          <w:p>
+            <w:pPr>
+              <w:pStyle w:val="Compact"/>
+            </w:pPr>
+            <w:r>
+              <w:rPr>
+                <w:b/>
+              </w:rPr>
+              <w:t xml:space="preserve">Mean popularity</w:t>
+            </w:r>
+          </w:p>
+        </w:tc>
+      </w:tr>
+      <w:tr>
+        <w:tc>
+          <w:tcPr/>
+          <w:p>
+            <w:pPr>
+              <w:pStyle w:val="Compact"/>
+            </w:pPr>
+            <w:r>
+              <w:t xml:space="preserve">Train</w:t>
+            </w:r>
+          </w:p>
+        </w:tc>
+        <w:tc>
+          <w:tcPr/>
+          <w:p>
+            <w:pPr>
+              <w:pStyle w:val="Compact"/>
+            </w:pPr>
+            <w:r>
+              <w:t xml:space="preserve">179,218</w:t>
+            </w:r>
+          </w:p>
+        </w:tc>
+        <w:tc>
+          <w:tcPr/>
+          <w:p>
+            <w:pPr>
+              <w:pStyle w:val="Compact"/>
+            </w:pPr>
+            <w:r>
+              <w:t xml:space="preserve">70.4%</w:t>
+            </w:r>
+          </w:p>
+        </w:tc>
+        <w:tc>
+          <w:tcPr/>
+          <w:p>
+            <w:pPr>
+              <w:pStyle w:val="Compact"/>
+            </w:pPr>
+            <w:r>
+              <w:t xml:space="preserve">24.53</w:t>
+            </w:r>
+          </w:p>
+        </w:tc>
+      </w:tr>
+      <w:tr>
+        <w:tc>
+          <w:tcPr/>
+          <w:p>
+            <w:pPr>
+              <w:pStyle w:val="Compact"/>
+            </w:pPr>
+            <w:r>
+              <w:t xml:space="preserve">Validation</w:t>
+            </w:r>
+          </w:p>
+        </w:tc>
+        <w:tc>
+          <w:tcPr/>
+          <w:p>
+            <w:pPr>
+              <w:pStyle w:val="Compact"/>
+            </w:pPr>
+            <w:r>
+              <w:t xml:space="preserve">37,784</w:t>
+            </w:r>
+          </w:p>
+        </w:tc>
+        <w:tc>
+          <w:tcPr/>
+          <w:p>
+            <w:pPr>
+              <w:pStyle w:val="Compact"/>
+            </w:pPr>
+            <w:r>
+              <w:t xml:space="preserve">14.8%</w:t>
+            </w:r>
+          </w:p>
+        </w:tc>
+        <w:tc>
+          <w:tcPr/>
+          <w:p>
+            <w:pPr>
+              <w:pStyle w:val="Compact"/>
+            </w:pPr>
+            <w:r>
+              <w:t xml:space="preserve">23.78</w:t>
+            </w:r>
+          </w:p>
+        </w:tc>
+      </w:tr>
+      <w:tr>
+        <w:tc>
+          <w:tcPr/>
+          <w:p>
+            <w:pPr>
+              <w:pStyle w:val="Compact"/>
+            </w:pPr>
+            <w:r>
+              <w:t xml:space="preserve">Test</w:t>
+            </w:r>
+          </w:p>
+        </w:tc>
+        <w:tc>
+          <w:tcPr/>
+          <w:p>
+            <w:pPr>
+              <w:pStyle w:val="Compact"/>
+            </w:pPr>
+            <w:r>
+              <w:t xml:space="preserve">37,632</w:t>
+            </w:r>
+          </w:p>
+        </w:tc>
+        <w:tc>
+          <w:tcPr/>
+          <w:p>
+            <w:pPr>
+              <w:pStyle w:val="Compact"/>
+            </w:pPr>
+            <w:r>
+              <w:t xml:space="preserve">14.8%</w:t>
+            </w:r>
+          </w:p>
+        </w:tc>
+        <w:tc>
+          <w:tcPr/>
+          <w:p>
+            <w:pPr>
+              <w:pStyle w:val="Compact"/>
+            </w:pPr>
+            <w:r>
+              <w:t xml:space="preserve">23.97</w:t>
+            </w:r>
+          </w:p>
+        </w:tc>
+      </w:tr>
+      <w:tr>
+        <w:tc>
+          <w:tcPr/>
+          <w:p>
+            <w:pPr>
+              <w:pStyle w:val="Compact"/>
+            </w:pPr>
+            <w:r>
+              <w:t xml:space="preserve">Excluded (collaborations spanning partitions)</w:t>
+            </w:r>
+          </w:p>
+        </w:tc>
+        <w:tc>
+          <w:tcPr/>
+          <w:p>
+            <w:pPr>
+              <w:pStyle w:val="Compact"/>
+            </w:pPr>
+            <w:r>
+              <w:t xml:space="preserve">4,824</w:t>
+            </w:r>
+          </w:p>
+        </w:tc>
+        <w:tc>
+          <w:tcPr/>
+          <w:p>
+            <w:pPr>
+              <w:pStyle w:val="Compact"/>
+            </w:pPr>
+            <w:r>
+              <w:t xml:space="preserve">1.86% of corpus</w:t>
+            </w:r>
+          </w:p>
+        </w:tc>
+        <w:tc>
+          <w:tcPr/>
+          <w:p>
+            <w:pPr>
+              <w:pStyle w:val="Compact"/>
+            </w:pPr>
+            <w:r>
+              <w:t xml:space="preserve">n/a</w:t>
+            </w:r>
+          </w:p>
+        </w:tc>
+      </w:tr>
+    </w:tbl>
+    <w:p>
+      <w:pPr>
+        <w:pStyle w:val="BodyText"/>
+      </w:pPr>
+      <w:r>
+        <w:t xml:space="preserve">No artist, including featured artists, appears in more than one partition. Genre shares are within 1.95 percentage points of the full corpus.</w:t>
+      </w:r>
+    </w:p>
+    <w:bookmarkEnd w:id="33"/>
+    <w:bookmarkStart w:id="34" w:name="tuning-tuning_resultscsv"/>
+    <w:p>
+      <w:pPr>
+        <w:pStyle w:val="Heading3"/>
+      </w:pPr>
+      <w:r>
+        <w:t xml:space="preserve">Tuning (</w:t>
+      </w:r>
+      <w:r>
+        <w:rPr>
+          <w:rStyle w:val="VerbatimChar"/>
+        </w:rPr>
+        <w:t xml:space="preserve">tuning_results.csv</w:t>
+      </w:r>
+      <w:r>
+        <w:t xml:space="preserve">)</w:t>
+      </w:r>
+    </w:p>
+    <w:tbl>
+      <w:tblPr>
+        <w:tblStyle w:val="Table"/>
+        <w:tblW w:type="auto" w:w="0"/>
+        <w:tblLook w:firstRow="1" w:lastRow="0" w:firstColumn="0" w:lastColumn="0" w:noHBand="0" w:noVBand="0" w:val="0020"/>
+        <w:tblBorders>
+          <w:top w:val="single" w:sz="4" w:space="0" w:color="999999"/>
+          <w:left w:val="single" w:sz="4" w:space="0" w:color="999999"/>
+          <w:bottom w:val="single" w:sz="4" w:space="0" w:color="999999"/>
+          <w:right w:val="single" w:sz="4" w:space="0" w:color="999999"/>
+          <w:insideH w:val="single" w:sz="4" w:space="0" w:color="999999"/>
+          <w:insideV w:val="single" w:sz="4" w:space="0" w:color="999999"/>
+        </w:tblBorders>
+      </w:tblPr>
+      <w:tblGrid>
+        <w:gridCol w:w="2640"/>
+        <w:gridCol w:w="2640"/>
+        <w:gridCol w:w="2640"/>
+      </w:tblGrid>
+      <w:tr>
+        <w:trPr>
+          <w:tblHeader w:val="on"/>
+        </w:trPr>
+        <w:tc>
+          <w:tcPr/>
+          <w:p>
+            <w:pPr>
+              <w:pStyle w:val="Compact"/>
+            </w:pPr>
+            <w:r>
+              <w:rPr>
+                <w:b/>
+              </w:rPr>
+              <w:t xml:space="preserve">Algorithm</w:t>
+            </w:r>
+          </w:p>
+        </w:tc>
+        <w:tc>
+          <w:tcPr/>
+          <w:p>
+            <w:pPr>
+              <w:pStyle w:val="Compact"/>
+            </w:pPr>
+            <w:r>
+              <w:rPr>
+                <w:b/>
+              </w:rPr>
+              <w:t xml:space="preserve">Selected</w:t>
+            </w:r>
+          </w:p>
+        </w:tc>
+        <w:tc>
+          <w:tcPr/>
+          <w:p>
+            <w:pPr>
+              <w:pStyle w:val="Compact"/>
+            </w:pPr>
+            <w:r>
+              <w:rPr>
+                <w:b/>
+              </w:rPr>
+              <w:t xml:space="preserve">Validation RMSE</w:t>
+            </w:r>
+          </w:p>
+        </w:tc>
+      </w:tr>
+      <w:tr>
+        <w:tc>
+          <w:tcPr/>
+          <w:p>
+            <w:pPr>
+              <w:pStyle w:val="Compact"/>
+            </w:pPr>
+            <w:r>
+              <w:t xml:space="preserve">XGBoost</w:t>
+            </w:r>
+          </w:p>
+        </w:tc>
+        <w:tc>
+          <w:tcPr/>
+          <w:p>
+            <w:pPr>
+              <w:pStyle w:val="Compact"/>
+            </w:pPr>
+            <w:r>
+              <w:rPr>
+                <w:rStyle w:val="VerbatimChar"/>
+              </w:rPr>
+              <w:t xml:space="preserve">max_depth</w:t>
+            </w:r>
+            <w:r>
+              <w:t xml:space="preserve"> </w:t>
+            </w:r>
+            <w:r>
+              <w:t xml:space="preserve">4,</w:t>
+            </w:r>
+            <w:r>
+              <w:t xml:space="preserve"> </w:t>
+            </w:r>
+            <w:r>
+              <w:rPr>
+                <w:rStyle w:val="VerbatimChar"/>
+              </w:rPr>
+              <w:t xml:space="preserve">learning_rate</w:t>
+            </w:r>
+            <w:r>
+              <w:t xml:space="preserve"> </w:t>
+            </w:r>
+            <w:r>
+              <w:t xml:space="preserve">0.05 (best round 549)</w:t>
+            </w:r>
+          </w:p>
+        </w:tc>
+        <w:tc>
+          <w:tcPr/>
+          <w:p>
+            <w:pPr>
+              <w:pStyle w:val="Compact"/>
+            </w:pPr>
+            <w:r>
+              <w:t xml:space="preserve">14.6408</w:t>
+            </w:r>
+          </w:p>
+        </w:tc>
+      </w:tr>
+      <w:tr>
+        <w:tc>
+          <w:tcPr/>
+          <w:p>
+            <w:pPr>
+              <w:pStyle w:val="Compact"/>
+            </w:pPr>
+            <w:r>
+              <w:t xml:space="preserve">Random Forest</w:t>
+            </w:r>
+          </w:p>
+        </w:tc>
+        <w:tc>
+          <w:tcPr/>
+          <w:p>
+            <w:pPr>
+              <w:pStyle w:val="Compact"/>
+            </w:pPr>
+            <w:r>
+              <w:rPr>
+                <w:rStyle w:val="VerbatimChar"/>
+              </w:rPr>
+              <w:t xml:space="preserve">n_estimators</w:t>
+            </w:r>
+            <w:r>
+              <w:t xml:space="preserve"> </w:t>
+            </w:r>
+            <w:r>
+              <w:t xml:space="preserve">500,</w:t>
+            </w:r>
+            <w:r>
+              <w:t xml:space="preserve"> </w:t>
+            </w:r>
+            <w:r>
+              <w:rPr>
+                <w:rStyle w:val="VerbatimChar"/>
+              </w:rPr>
+              <w:t xml:space="preserve">min_samples_leaf</w:t>
+            </w:r>
+            <w:r>
+              <w:t xml:space="preserve"> </w:t>
+            </w:r>
+            <w:r>
+              <w:t xml:space="preserve">5</w:t>
+            </w:r>
+          </w:p>
+        </w:tc>
+        <w:tc>
+          <w:tcPr/>
+          <w:p>
+            <w:pPr>
+              <w:pStyle w:val="Compact"/>
+            </w:pPr>
+            <w:r>
+              <w:t xml:space="preserve">14.7127</w:t>
+            </w:r>
+          </w:p>
+        </w:tc>
+      </w:tr>
+    </w:tbl>
+    <w:p>
+      <w:pPr>
+        <w:pStyle w:val="BodyText"/>
+      </w:pPr>
+      <w:r>
         <w:t xml:space="preserve">All nine XGBoost settings scored between 14.641 and 14.690, so the grid is nearly flat.</w:t>
       </w:r>
     </w:p>
-    <w:bookmarkEnd w:id="23"/>
-    <w:bookmarkStart w:id="24" w:name="test-set-results-ladder_metricscsv"/>
+    <w:bookmarkEnd w:id="34"/>
+    <w:bookmarkStart w:id="35" w:name="test-set-results-ladder_metricscsv"/>
     <w:p>
       <w:pPr>
         <w:pStyle w:val="Heading3"/>
@@ -4485,8 +5888,8 @@
         <w:t xml:space="preserve">23 audio columns = eleven descriptors plus twelve one-hot key columns.</w:t>
       </w:r>
     </w:p>
-    <w:bookmarkEnd w:id="24"/>
-    <w:bookmarkStart w:id="25" w:name="X073307d29ae26a32c229d9dc91fbb7a6f54cdee"/>
+    <w:bookmarkEnd w:id="35"/>
+    <w:bookmarkStart w:id="36" w:name="X073307d29ae26a32c229d9dc91fbb7a6f54cdee"/>
     <w:p>
       <w:pPr>
         <w:pStyle w:val="Heading3"/>
@@ -4678,8 +6081,8 @@
         </w:tc>
       </w:tr>
     </w:tbl>
-    <w:bookmarkEnd w:id="25"/>
-    <w:bookmarkStart w:id="26" w:name="against-proposal-table-11-p-83"/>
+    <w:bookmarkEnd w:id="36"/>
+    <w:bookmarkStart w:id="37" w:name="against-proposal-table-11-p-83"/>
     <w:p>
       <w:pPr>
         <w:pStyle w:val="Heading3"/>
@@ -5000,8 +6403,8 @@
         </w:tc>
       </w:tr>
     </w:tbl>
-    <w:bookmarkEnd w:id="26"/>
-    <w:bookmarkStart w:id="27" w:name="robustness-robustness_summaryjson"/>
+    <w:bookmarkEnd w:id="37"/>
+    <w:bookmarkStart w:id="38" w:name="robustness-robustness_summaryjson"/>
     <w:p>
       <w:pPr>
         <w:pStyle w:val="Heading3"/>
@@ -5167,8 +6570,8 @@
         </w:tc>
       </w:tr>
     </w:tbl>
-    <w:bookmarkEnd w:id="27"/>
-    <w:bookmarkStart w:id="28" w:name="Xf3df3f5cc040f06ffa8ac3d9085746ade3d0b3f"/>
+    <w:bookmarkEnd w:id="38"/>
+    <w:bookmarkStart w:id="39" w:name="Xf3df3f5cc040f06ffa8ac3d9085746ade3d0b3f"/>
     <w:p>
       <w:pPr>
         <w:pStyle w:val="Heading3"/>
@@ -5213,15 +6616,15 @@
         </w:pict>
       </w:r>
     </w:p>
-    <w:bookmarkEnd w:id="28"/>
-    <w:bookmarkEnd w:id="29"/>
-    <w:bookmarkStart w:id="30" w:name="Xc45216b1fbe2ddfd58546d8a31e6312afa523d6"/>
+    <w:bookmarkEnd w:id="39"/>
+    <w:bookmarkEnd w:id="40"/>
+    <w:bookmarkStart w:id="41" w:name="X1daeec956db793c22113b57245905cac1e4adca"/>
     <w:p>
       <w:pPr>
         <w:pStyle w:val="Heading2"/>
       </w:pPr>
       <w:r>
-        <w:t xml:space="preserve">7. Decisions to check</w:t>
+        <w:t xml:space="preserve">8. Decisions to check</w:t>
       </w:r>
     </w:p>
     <w:p>
@@ -5237,7 +6640,7 @@
         <w:pStyle w:val="Compact"/>
         <w:numPr>
           <w:ilvl w:val="0"/>
-          <w:numId w:val="1008"/>
+          <w:numId w:val="1015"/>
         </w:numPr>
       </w:pPr>
       <w:r>
@@ -5259,7 +6662,7 @@
         <w:pStyle w:val="Compact"/>
         <w:numPr>
           <w:ilvl w:val="0"/>
-          <w:numId w:val="1008"/>
+          <w:numId w:val="1015"/>
         </w:numPr>
       </w:pPr>
       <w:r>
@@ -5281,7 +6684,7 @@
         <w:pStyle w:val="Compact"/>
         <w:numPr>
           <w:ilvl w:val="0"/>
-          <w:numId w:val="1008"/>
+          <w:numId w:val="1015"/>
         </w:numPr>
       </w:pPr>
       <w:r>
@@ -5332,7 +6735,7 @@
         <w:pStyle w:val="Compact"/>
         <w:numPr>
           <w:ilvl w:val="0"/>
-          <w:numId w:val="1008"/>
+          <w:numId w:val="1015"/>
         </w:numPr>
       </w:pPr>
       <w:r>
@@ -5354,7 +6757,7 @@
         <w:pStyle w:val="Compact"/>
         <w:numPr>
           <w:ilvl w:val="0"/>
-          <w:numId w:val="1008"/>
+          <w:numId w:val="1015"/>
         </w:numPr>
       </w:pPr>
       <w:r>
@@ -5376,7 +6779,7 @@
         <w:pStyle w:val="Compact"/>
         <w:numPr>
           <w:ilvl w:val="0"/>
-          <w:numId w:val="1008"/>
+          <w:numId w:val="1015"/>
         </w:numPr>
       </w:pPr>
       <w:r>
@@ -5398,7 +6801,7 @@
         <w:pStyle w:val="Compact"/>
         <w:numPr>
           <w:ilvl w:val="0"/>
-          <w:numId w:val="1008"/>
+          <w:numId w:val="1015"/>
         </w:numPr>
       </w:pPr>
       <w:r>
@@ -5417,7 +6820,7 @@
         <w:pStyle w:val="Compact"/>
         <w:numPr>
           <w:ilvl w:val="0"/>
-          <w:numId w:val="1008"/>
+          <w:numId w:val="1015"/>
         </w:numPr>
       </w:pPr>
       <w:r>
@@ -5469,7 +6872,7 @@
         <w:pStyle w:val="Compact"/>
         <w:numPr>
           <w:ilvl w:val="0"/>
-          <w:numId w:val="1008"/>
+          <w:numId w:val="1015"/>
         </w:numPr>
       </w:pPr>
       <w:r>
@@ -5491,7 +6894,7 @@
         <w:pStyle w:val="Compact"/>
         <w:numPr>
           <w:ilvl w:val="0"/>
-          <w:numId w:val="1008"/>
+          <w:numId w:val="1015"/>
         </w:numPr>
       </w:pPr>
       <w:r>
@@ -5521,16 +6924,6 @@
       </w:r>
       <w:r>
         <w:t xml:space="preserve">The proposal argues (p. 61) that trees use a difference more easily when it is supplied directly. Given the null result and the 0.857 correlation with sentiment, is the ablation still a fair test of the feature, or mainly a test of whether the trees already recover the difference? Please comment.</w:t>
-      </w:r>
-    </w:p>
-    <w:bookmarkEnd w:id="30"/>
-    <w:bookmarkStart w:id="31" w:name="Xb4fd70163756cb6215ef093abc22d374bc24434"/>
-    <w:p>
-      <w:pPr>
-        <w:pStyle w:val="Heading2"/>
-      </w:pPr>
-      <w:r>
-        <w:t xml:space="preserve">8. Errors we already fixed</w:t>
       </w:r>
     </w:p>
     <w:p>
@@ -5538,7 +6931,7 @@
         <w:pStyle w:val="Compact"/>
         <w:numPr>
           <w:ilvl w:val="0"/>
-          <w:numId w:val="1009"/>
+          <w:numId w:val="1015"/>
         </w:numPr>
       </w:pPr>
       <w:r>
@@ -5546,13 +6939,23 @@
           <w:b/>
           <w:bCs/>
         </w:rPr>
-        <w:t xml:space="preserve">Per-popularity-band R².</w:t>
-      </w:r>
-      <w:r>
-        <w:t xml:space="preserve"> </w:t>
-      </w:r>
-      <w:r>
-        <w:t xml:space="preserve">Inside a 20-point band, popularity barely varies, so R² was meaningless (−320 for the top band). That table now reports RMSE and MAE only.</w:t>
+        <w:t xml:space="preserve">The validation partition does two jobs.</w:t>
+      </w:r>
+      <w:r>
+        <w:t xml:space="preserve"> </w:t>
+      </w:r>
+      <w:r>
+        <w:t xml:space="preserve">It picks the hyperparameters and also sets each XGBoost model's early-stopping round. Validation RMSE is therefore slightly optimistic. The test set is used for neither, so the reported test figures are not affected.</w:t>
+      </w:r>
+    </w:p>
+    <w:bookmarkEnd w:id="41"/>
+    <w:bookmarkStart w:id="42" w:name="X0e8378c974fd4a14f2b0027e0ff0e9a1ab6cb3c"/>
+    <w:p>
+      <w:pPr>
+        <w:pStyle w:val="Heading2"/>
+      </w:pPr>
+      <w:r>
+        <w:t xml:space="preserve">9. Errors we already fixed</w:t>
       </w:r>
     </w:p>
     <w:p>
@@ -5560,7 +6963,29 @@
         <w:pStyle w:val="Compact"/>
         <w:numPr>
           <w:ilvl w:val="0"/>
-          <w:numId w:val="1009"/>
+          <w:numId w:val="1016"/>
+        </w:numPr>
+      </w:pPr>
+      <w:r>
+        <w:rPr>
+          <w:b/>
+          <w:bCs/>
+        </w:rPr>
+        <w:t xml:space="preserve">Per-popularity-band R².</w:t>
+      </w:r>
+      <w:r>
+        <w:t xml:space="preserve"> </w:t>
+      </w:r>
+      <w:r>
+        <w:t xml:space="preserve">Inside a 20-point band, popularity barely varies, so R² was meaningless (−320 for the top band). That table now reports RMSE and MAE only.</w:t>
+      </w:r>
+    </w:p>
+    <w:p>
+      <w:pPr>
+        <w:pStyle w:val="Compact"/>
+        <w:numPr>
+          <w:ilvl w:val="0"/>
+          <w:numId w:val="1016"/>
         </w:numPr>
       </w:pPr>
       <w:r>
@@ -5592,14 +7017,14 @@
         </w:pict>
       </w:r>
     </w:p>
-    <w:bookmarkEnd w:id="31"/>
-    <w:bookmarkStart w:id="35" w:name="Xdcafa641c741e5dfcae569cee8d02de45b18623"/>
+    <w:bookmarkEnd w:id="42"/>
+    <w:bookmarkStart w:id="46" w:name="Xac100f8862c56334e547eff57c79586ca1273de"/>
     <w:p>
       <w:pPr>
         <w:pStyle w:val="Heading2"/>
       </w:pPr>
       <w:r>
-        <w:t xml:space="preserve">9. Review form</w:t>
+        <w:t xml:space="preserve">10. Review form</w:t>
       </w:r>
     </w:p>
     <w:p>
@@ -5665,7 +7090,7 @@
         <w:t xml:space="preserve">. Add a comment for anything other than Agree.</w:t>
       </w:r>
     </w:p>
-    <w:bookmarkStart w:id="32" w:name="a-hyperparameter-configuration"/>
+    <w:bookmarkStart w:id="43" w:name="a-hyperparameter-configuration"/>
     <w:p>
       <w:pPr>
         <w:pStyle w:val="Heading3"/>
@@ -5956,8 +7381,8 @@
         </w:tc>
       </w:tr>
     </w:tbl>
-    <w:bookmarkEnd w:id="32"/>
-    <w:bookmarkStart w:id="33" w:name="b-reported-figures"/>
+    <w:bookmarkEnd w:id="43"/>
+    <w:bookmarkStart w:id="44" w:name="b-reported-figures"/>
     <w:p>
       <w:pPr>
         <w:pStyle w:val="Heading3"/>
@@ -6298,8 +7723,8 @@
         </w:tc>
       </w:tr>
     </w:tbl>
-    <w:bookmarkEnd w:id="33"/>
-    <w:bookmarkStart w:id="34" w:name="c-overall"/>
+    <w:bookmarkEnd w:id="44"/>
+    <w:bookmarkStart w:id="45" w:name="c-overall"/>
     <w:p>
       <w:pPr>
         <w:pStyle w:val="Heading3"/>
@@ -6444,7 +7869,31 @@
     </w:p>
     <w:p>
       <w:pPr>
-        <w:pStyle w:val="FirstParagraph"/>
+        <w:pStyle w:val="BodyText"/>
+      </w:pPr>
+      <w:r>
+        <w:t xml:space="preserve">________________________________________________________________________________________</w:t>
+      </w:r>
+    </w:p>
+    <w:p>
+      <w:pPr>
+        <w:pStyle w:val="BodyText"/>
+      </w:pPr>
+      <w:r>
+        <w:t xml:space="preserve">________________________________________________________________________________________</w:t>
+      </w:r>
+    </w:p>
+    <w:p>
+      <w:pPr>
+        <w:pStyle w:val="BodyText"/>
+      </w:pPr>
+      <w:r>
+        <w:t xml:space="preserve">________________________________________________________________________________________</w:t>
+      </w:r>
+    </w:p>
+    <w:p>
+      <w:pPr>
+        <w:pStyle w:val="BodyText"/>
       </w:pPr>
       <w:r>
         <w:rPr>
@@ -6457,48 +7906,32 @@
         <w:t xml:space="preserve"> </w:t>
       </w:r>
       <w:r>
-        <w:t xml:space="preserve">May we name you and state your professional background in the thesis?</w:t>
-      </w:r>
-    </w:p>
-    <w:p>
-      <w:pPr>
-        <w:pStyle w:val="Compact"/>
-        <w:numPr>
-          <w:ilvl w:val="0"/>
-          <w:numId w:val="1010"/>
-        </w:numPr>
-      </w:pPr>
-      <w:r>
-        <w:t xml:space="preserve">Yes. State my background as: ____________________</w:t>
-      </w:r>
-    </w:p>
-    <w:p>
-      <w:pPr>
-        <w:pStyle w:val="Compact"/>
-        <w:numPr>
-          <w:ilvl w:val="0"/>
-          <w:numId w:val="1011"/>
-        </w:numPr>
-      </w:pPr>
-      <w:r>
-        <w:t xml:space="preserve">Credit me by role only ("an independent data scientist")</w:t>
-      </w:r>
-    </w:p>
-    <w:p>
-      <w:pPr>
-        <w:pStyle w:val="Compact"/>
-        <w:numPr>
-          <w:ilvl w:val="0"/>
-          <w:numId w:val="1012"/>
-        </w:numPr>
-      </w:pPr>
-      <w:r>
-        <w:t xml:space="preserve">No</w:t>
-      </w:r>
-    </w:p>
-    <w:p>
-      <w:pPr>
-        <w:pStyle w:val="FirstParagraph"/>
+        <w:t xml:space="preserve">May we name you and state your professional background in the thesis? Tick one.</w:t>
+      </w:r>
+    </w:p>
+    <w:p>
+      <w:pPr>
+        <w:pStyle w:val="BodyText"/>
+      </w:pPr>
+      <w:r>
+        <w:t xml:space="preserve">☐ Yes. State my background as: ________________________________</w:t>
+      </w:r>
+      <w:r>
+        <w:br/>
+      </w:r>
+      <w:r>
+        <w:t xml:space="preserve">☐ Credit me by role only ("an independent data scientist")</w:t>
+      </w:r>
+      <w:r>
+        <w:br/>
+      </w:r>
+      <w:r>
+        <w:t xml:space="preserve">☐ No</w:t>
+      </w:r>
+    </w:p>
+    <w:p>
+      <w:pPr>
+        <w:pStyle w:val="BodyText"/>
       </w:pPr>
       <w:r>
         <w:rPr>
@@ -6514,7 +7947,7 @@
         <w:t xml:space="preserve">Neriah "BJ" Ato</w:t>
       </w:r>
       <w:r>
-        <w:t xml:space="preserve"> </w:t>
+        <w:br/>
       </w:r>
       <w:r>
         <w:rPr>
@@ -6527,10 +7960,10 @@
         <w:t xml:space="preserve"> </w:t>
       </w:r>
       <w:r>
-        <w:t xml:space="preserve">____________________</w:t>
-      </w:r>
-      <w:r>
-        <w:t xml:space="preserve"> </w:t>
+        <w:t xml:space="preserve">______________________________</w:t>
+      </w:r>
+      <w:r>
+        <w:br/>
       </w:r>
       <w:r>
         <w:rPr>
@@ -6543,7 +7976,7 @@
         <w:t xml:space="preserve"> </w:t>
       </w:r>
       <w:r>
-        <w:t xml:space="preserve">____________________</w:t>
+        <w:t xml:space="preserve">______________________________</w:t>
       </w:r>
     </w:p>
     <w:p>
@@ -6553,15 +7986,15 @@
         </w:pict>
       </w:r>
     </w:p>
-    <w:bookmarkEnd w:id="34"/>
-    <w:bookmarkEnd w:id="35"/>
-    <w:bookmarkStart w:id="36" w:name="X8435039060025500292c1a8983c5cb10a25ebe9"/>
+    <w:bookmarkEnd w:id="45"/>
+    <w:bookmarkEnd w:id="46"/>
+    <w:bookmarkStart w:id="47" w:name="Xf8b82286ff44957ee7053a2bb926b55798a3218"/>
     <w:p>
       <w:pPr>
         <w:pStyle w:val="Heading2"/>
       </w:pPr>
       <w:r>
-        <w:t xml:space="preserve">10. File locations</w:t>
+        <w:t xml:space="preserve">11. File locations</w:t>
       </w:r>
     </w:p>
     <w:tbl>
@@ -7134,8 +8567,8 @@
         <w:t xml:space="preserve">. We can also set up a short call.</w:t>
       </w:r>
     </w:p>
-    <w:bookmarkEnd w:id="36"/>
-    <w:bookmarkEnd w:id="37"/>
+    <w:bookmarkEnd w:id="47"/>
+    <w:bookmarkEnd w:id="48"/>
     <w:sectPr>
       <w:footnotePr>
         <w:numRestart w:val="eachSect"/>
@@ -7432,82 +8865,6 @@
       <w:rPr>
         <w:rFonts w:ascii="Wingdings" w:hAnsi="Wingdings" w:cs="Wingdings" w:hint="default"/>
       </w:rPr>
-    </w:lvl>
-  </w:abstractNum>
-  <w:abstractNum w:abstractNumId="992">
-    <w:nsid w:val="0000A992"/>
-    <w:multiLevelType w:val="multilevel"/>
-    <w:lvl w:ilvl="0">
-      <w:numFmt w:val="bullet"/>
-      <w:lvlText w:val="☐"/>
-      <w:lvlJc w:val="left"/>
-      <w:pPr>
-        <w:ind w:left="720" w:hanging="360"/>
-      </w:pPr>
-    </w:lvl>
-    <w:lvl w:ilvl="1">
-      <w:numFmt w:val="bullet"/>
-      <w:lvlText w:val="☐"/>
-      <w:lvlJc w:val="left"/>
-      <w:pPr>
-        <w:ind w:left="1440" w:hanging="360"/>
-      </w:pPr>
-    </w:lvl>
-    <w:lvl w:ilvl="2">
-      <w:numFmt w:val="bullet"/>
-      <w:lvlText w:val="☐"/>
-      <w:lvlJc w:val="left"/>
-      <w:pPr>
-        <w:ind w:left="2160" w:hanging="360"/>
-      </w:pPr>
-    </w:lvl>
-    <w:lvl w:ilvl="3">
-      <w:numFmt w:val="bullet"/>
-      <w:lvlText w:val="☐"/>
-      <w:lvlJc w:val="left"/>
-      <w:pPr>
-        <w:ind w:left="2880" w:hanging="360"/>
-      </w:pPr>
-    </w:lvl>
-    <w:lvl w:ilvl="4">
-      <w:numFmt w:val="bullet"/>
-      <w:lvlText w:val="☐"/>
-      <w:lvlJc w:val="left"/>
-      <w:pPr>
-        <w:ind w:left="3600" w:hanging="360"/>
-      </w:pPr>
-    </w:lvl>
-    <w:lvl w:ilvl="5">
-      <w:numFmt w:val="bullet"/>
-      <w:lvlText w:val="☐"/>
-      <w:lvlJc w:val="left"/>
-      <w:pPr>
-        <w:ind w:left="4320" w:hanging="360"/>
-      </w:pPr>
-    </w:lvl>
-    <w:lvl w:ilvl="6">
-      <w:numFmt w:val="bullet"/>
-      <w:lvlText w:val="☐"/>
-      <w:lvlJc w:val="left"/>
-      <w:pPr>
-        <w:ind w:left="5040" w:hanging="360"/>
-      </w:pPr>
-    </w:lvl>
-    <w:lvl w:ilvl="7">
-      <w:numFmt w:val="bullet"/>
-      <w:lvlText w:val="☐"/>
-      <w:lvlJc w:val="left"/>
-      <w:pPr>
-        <w:ind w:left="5760" w:hanging="360"/>
-      </w:pPr>
-    </w:lvl>
-    <w:lvl w:ilvl="8">
-      <w:numFmt w:val="bullet"/>
-      <w:lvlText w:val="☐"/>
-      <w:lvlJc w:val="left"/>
-      <w:pPr>
-        <w:ind w:left="6480" w:hanging="360"/>
-      </w:pPr>
     </w:lvl>
   </w:abstractNum>
   <w:num w:numId="1000">
@@ -7583,12 +8940,6 @@
     <w:abstractNumId w:val="991"/>
   </w:num>
   <w:num w:numId="1006">
-    <w:abstractNumId w:val="991"/>
-  </w:num>
-  <w:num w:numId="1007">
-    <w:abstractNumId w:val="991"/>
-  </w:num>
-  <w:num w:numId="1008">
     <w:abstractNumId w:val="99411"/>
     <w:lvlOverride w:ilvl="0">
       <w:startOverride w:val="1"/>
@@ -7618,7 +8969,31 @@
       <w:startOverride w:val="1"/>
     </w:lvlOverride>
   </w:num>
+  <w:num w:numId="1007">
+    <w:abstractNumId w:val="991"/>
+  </w:num>
+  <w:num w:numId="1008">
+    <w:abstractNumId w:val="991"/>
+  </w:num>
   <w:num w:numId="1009">
+    <w:abstractNumId w:val="991"/>
+  </w:num>
+  <w:num w:numId="1010">
+    <w:abstractNumId w:val="991"/>
+  </w:num>
+  <w:num w:numId="1011">
+    <w:abstractNumId w:val="991"/>
+  </w:num>
+  <w:num w:numId="1012">
+    <w:abstractNumId w:val="991"/>
+  </w:num>
+  <w:num w:numId="1013">
+    <w:abstractNumId w:val="991"/>
+  </w:num>
+  <w:num w:numId="1014">
+    <w:abstractNumId w:val="991"/>
+  </w:num>
+  <w:num w:numId="1015">
     <w:abstractNumId w:val="99411"/>
     <w:lvlOverride w:ilvl="0">
       <w:startOverride w:val="1"/>
@@ -7648,14 +9023,35 @@
       <w:startOverride w:val="1"/>
     </w:lvlOverride>
   </w:num>
-  <w:num w:numId="1010">
-    <w:abstractNumId w:val="992"/>
-  </w:num>
-  <w:num w:numId="1011">
-    <w:abstractNumId w:val="992"/>
-  </w:num>
-  <w:num w:numId="1012">
-    <w:abstractNumId w:val="992"/>
+  <w:num w:numId="1016">
+    <w:abstractNumId w:val="99411"/>
+    <w:lvlOverride w:ilvl="0">
+      <w:startOverride w:val="1"/>
+    </w:lvlOverride>
+    <w:lvlOverride w:ilvl="1">
+      <w:startOverride w:val="1"/>
+    </w:lvlOverride>
+    <w:lvlOverride w:ilvl="2">
+      <w:startOverride w:val="1"/>
+    </w:lvlOverride>
+    <w:lvlOverride w:ilvl="3">
+      <w:startOverride w:val="1"/>
+    </w:lvlOverride>
+    <w:lvlOverride w:ilvl="4">
+      <w:startOverride w:val="1"/>
+    </w:lvlOverride>
+    <w:lvlOverride w:ilvl="5">
+      <w:startOverride w:val="1"/>
+    </w:lvlOverride>
+    <w:lvlOverride w:ilvl="6">
+      <w:startOverride w:val="1"/>
+    </w:lvlOverride>
+    <w:lvlOverride w:ilvl="7">
+      <w:startOverride w:val="1"/>
+    </w:lvlOverride>
+    <w:lvlOverride w:ilvl="8">
+      <w:startOverride w:val="1"/>
+    </w:lvlOverride>
   </w:num>
 </w:numbering>
 </file>
